--- a/book/docx-por-capitulo/introduccion.docx
+++ b/book/docx-por-capitulo/introduccion.docx
@@ -7,6 +7,7 @@
         <w:pStyle w:val="Endure-ChapterTitle"/>
         <w:keepNext/>
         <w:spacing w:before="480" w:after="240"/>
+        <w:outlineLvl w:val="0"/>
       </w:pPr>
       <w:r>
         <w:t>Introducción</w:t>
@@ -17,39 +18,56 @@
         <w:pStyle w:val="Endure-Subhead"/>
         <w:keepNext/>
         <w:spacing w:before="240" w:after="60"/>
-      </w:pPr>
-      <w:r>
+        <w:outlineLvl w:val="1"/>
+      </w:pPr>
+      <w:r>
+        <w:rPr>
+          <w:sz w:val="24"/>
+        </w:rPr>
         <w:t>Sobre este libro</w:t>
       </w:r>
     </w:p>
     <w:p>
       <w:pPr>
         <w:pStyle w:val="Endure-FrontMatterBodyText"/>
+        <w:spacing w:before="100" w:after="100"/>
       </w:pPr>
       <w:r>
         <w:rPr>
           <w:i/>
+          <w:sz w:val="20"/>
         </w:rPr>
         <w:t>Getting Started with NVIDIA Jetson AGX Orin 64GB (JetPack 7.2)</w:t>
       </w:r>
       <w:r>
+        <w:rPr>
+          <w:sz w:val="20"/>
+        </w:rPr>
         <w:t xml:space="preserve"> es una guía técnica completa diseñada para llevarle desde el primer arranque del dispositivo hasta el despliegue de sistemas de inteligencia artificial en producción. En sus páginas encontrará configuraciones verificadas, comandos con salida esperada, diagnóstico de errores comunes y proyectos prácticos que demuestran el potencial real del hardware.</w:t>
       </w:r>
     </w:p>
     <w:p>
       <w:pPr>
         <w:pStyle w:val="Endure-FrontMatterBodyText"/>
-      </w:pPr>
-      <w:r>
+        <w:spacing w:before="100" w:after="100"/>
+      </w:pPr>
+      <w:r>
+        <w:rPr>
+          <w:sz w:val="20"/>
+        </w:rPr>
         <w:t xml:space="preserve">Este libro cubre la plataforma </w:t>
       </w:r>
       <w:r>
         <w:rPr>
           <w:b/>
+          <w:sz w:val="20"/>
         </w:rPr>
         <w:t>NVIDIA Jetson AGX Orin 64GB con JetPack 7.2</w:t>
       </w:r>
       <w:r>
+        <w:rPr>
+          <w:sz w:val="20"/>
+        </w:rPr>
         <w:t>, que incluye:</w:t>
       </w:r>
     </w:p>
@@ -64,20 +82,38 @@
         <w:gridCol w:w="4076"/>
       </w:tblGrid>
       <w:tr>
+        <w:trPr>
+          <w:trHeight w:val="453" w:hRule="atLeast"/>
+          <w:tblHeader/>
+        </w:trPr>
         <w:tc>
           <w:tcPr>
             <w:tcW w:type="dxa" w:w="4076"/>
             <w:shd w:val="clear" w:color="auto" w:fill="1A5A6A"/>
+            <w:tcBorders>
+              <w:top w:val="single" w:sz="12" w:color="FFFFFF"/>
+              <w:left w:val="single" w:sz="12" w:color="FFFFFF"/>
+              <w:bottom w:val="single" w:sz="12" w:color="FFFFFF"/>
+              <w:right w:val="single" w:sz="12" w:color="FFFFFF"/>
+            </w:tcBorders>
+            <w:vAlign w:val="center"/>
+            <w:tcMar>
+              <w:top w:w="60" w:type="dxa"/>
+              <w:left w:w="120" w:type="dxa"/>
+              <w:bottom w:w="60" w:type="dxa"/>
+              <w:right w:w="80" w:type="dxa"/>
+            </w:tcMar>
           </w:tcPr>
           <w:p>
             <w:pPr>
+              <w:spacing w:before="0" w:after="0"/>
               <w:jc w:val="center"/>
             </w:pPr>
             <w:r>
               <w:rPr>
                 <w:b/>
                 <w:color w:val="FFFFFF"/>
-                <w:sz w:val="17"/>
+                <w:sz w:val="16"/>
               </w:rPr>
               <w:t>Componente</w:t>
             </w:r>
@@ -87,16 +123,30 @@
           <w:tcPr>
             <w:tcW w:type="dxa" w:w="4076"/>
             <w:shd w:val="clear" w:color="auto" w:fill="1A5A6A"/>
+            <w:tcBorders>
+              <w:top w:val="single" w:sz="12" w:color="FFFFFF"/>
+              <w:left w:val="single" w:sz="12" w:color="FFFFFF"/>
+              <w:bottom w:val="single" w:sz="12" w:color="FFFFFF"/>
+              <w:right w:val="single" w:sz="12" w:color="FFFFFF"/>
+            </w:tcBorders>
+            <w:vAlign w:val="center"/>
+            <w:tcMar>
+              <w:top w:w="60" w:type="dxa"/>
+              <w:left w:w="120" w:type="dxa"/>
+              <w:bottom w:w="60" w:type="dxa"/>
+              <w:right w:w="80" w:type="dxa"/>
+            </w:tcMar>
           </w:tcPr>
           <w:p>
             <w:pPr>
+              <w:spacing w:before="0" w:after="0"/>
               <w:jc w:val="center"/>
             </w:pPr>
             <w:r>
               <w:rPr>
                 <w:b/>
                 <w:color w:val="FFFFFF"/>
-                <w:sz w:val="17"/>
+                <w:sz w:val="16"/>
               </w:rPr>
               <w:t>Versión</w:t>
             </w:r>
@@ -104,15 +154,35 @@
         </w:tc>
       </w:tr>
       <w:tr>
+        <w:trPr>
+          <w:trHeight w:val="283" w:hRule="atLeast"/>
+        </w:trPr>
         <w:tc>
           <w:tcPr>
             <w:tcW w:type="dxa" w:w="4076"/>
-            <w:shd w:val="clear" w:color="auto" w:fill="F8F8F8"/>
+            <w:shd w:val="clear" w:color="auto" w:fill="EAEAEA"/>
+            <w:tcBorders>
+              <w:top w:val="single" w:sz="12" w:color="FFFFFF"/>
+              <w:left w:val="single" w:sz="12" w:color="FFFFFF"/>
+              <w:bottom w:val="single" w:sz="12" w:color="FFFFFF"/>
+              <w:right w:val="single" w:sz="12" w:color="FFFFFF"/>
+            </w:tcBorders>
+            <w:vAlign w:val="center"/>
+            <w:tcMar>
+              <w:top w:w="40" w:type="dxa"/>
+              <w:left w:w="120" w:type="dxa"/>
+              <w:bottom w:w="40" w:type="dxa"/>
+              <w:right w:w="80" w:type="dxa"/>
+            </w:tcMar>
           </w:tcPr>
           <w:p>
+            <w:pPr>
+              <w:spacing w:before="0" w:after="0"/>
+              <w:jc w:val="center"/>
+            </w:pPr>
             <w:r>
               <w:rPr>
-                <w:sz w:val="17"/>
+                <w:sz w:val="16"/>
               </w:rPr>
               <w:t>Sistema operativo</w:t>
             </w:r>
@@ -121,12 +191,29 @@
         <w:tc>
           <w:tcPr>
             <w:tcW w:type="dxa" w:w="4076"/>
-            <w:shd w:val="clear" w:color="auto" w:fill="F8F8F8"/>
+            <w:shd w:val="clear" w:color="auto" w:fill="EAEAEA"/>
+            <w:tcBorders>
+              <w:top w:val="single" w:sz="12" w:color="FFFFFF"/>
+              <w:left w:val="single" w:sz="12" w:color="FFFFFF"/>
+              <w:bottom w:val="single" w:sz="12" w:color="FFFFFF"/>
+              <w:right w:val="single" w:sz="12" w:color="FFFFFF"/>
+            </w:tcBorders>
+            <w:vAlign w:val="center"/>
+            <w:tcMar>
+              <w:top w:w="40" w:type="dxa"/>
+              <w:left w:w="120" w:type="dxa"/>
+              <w:bottom w:w="40" w:type="dxa"/>
+              <w:right w:w="80" w:type="dxa"/>
+            </w:tcMar>
           </w:tcPr>
           <w:p>
+            <w:pPr>
+              <w:spacing w:before="0" w:after="0"/>
+              <w:jc w:val="center"/>
+            </w:pPr>
             <w:r>
               <w:rPr>
-                <w:sz w:val="17"/>
+                <w:sz w:val="16"/>
               </w:rPr>
               <w:t>Ubuntu 24.04 LTS</w:t>
             </w:r>
@@ -134,15 +221,35 @@
         </w:tc>
       </w:tr>
       <w:tr>
+        <w:trPr>
+          <w:trHeight w:val="283" w:hRule="atLeast"/>
+        </w:trPr>
         <w:tc>
           <w:tcPr>
             <w:tcW w:type="dxa" w:w="4076"/>
-            <w:shd w:val="clear" w:color="auto" w:fill="FFFFFF"/>
+            <w:shd w:val="clear" w:color="auto" w:fill="EAEAEA"/>
+            <w:tcBorders>
+              <w:top w:val="single" w:sz="12" w:color="FFFFFF"/>
+              <w:left w:val="single" w:sz="12" w:color="FFFFFF"/>
+              <w:bottom w:val="single" w:sz="12" w:color="FFFFFF"/>
+              <w:right w:val="single" w:sz="12" w:color="FFFFFF"/>
+            </w:tcBorders>
+            <w:vAlign w:val="center"/>
+            <w:tcMar>
+              <w:top w:w="40" w:type="dxa"/>
+              <w:left w:w="120" w:type="dxa"/>
+              <w:bottom w:w="40" w:type="dxa"/>
+              <w:right w:w="80" w:type="dxa"/>
+            </w:tcMar>
           </w:tcPr>
           <w:p>
+            <w:pPr>
+              <w:spacing w:before="0" w:after="0"/>
+              <w:jc w:val="center"/>
+            </w:pPr>
             <w:r>
               <w:rPr>
-                <w:sz w:val="17"/>
+                <w:sz w:val="16"/>
               </w:rPr>
               <w:t>JetPack</w:t>
             </w:r>
@@ -151,12 +258,29 @@
         <w:tc>
           <w:tcPr>
             <w:tcW w:type="dxa" w:w="4076"/>
-            <w:shd w:val="clear" w:color="auto" w:fill="FFFFFF"/>
+            <w:shd w:val="clear" w:color="auto" w:fill="EAEAEA"/>
+            <w:tcBorders>
+              <w:top w:val="single" w:sz="12" w:color="FFFFFF"/>
+              <w:left w:val="single" w:sz="12" w:color="FFFFFF"/>
+              <w:bottom w:val="single" w:sz="12" w:color="FFFFFF"/>
+              <w:right w:val="single" w:sz="12" w:color="FFFFFF"/>
+            </w:tcBorders>
+            <w:vAlign w:val="center"/>
+            <w:tcMar>
+              <w:top w:w="40" w:type="dxa"/>
+              <w:left w:w="120" w:type="dxa"/>
+              <w:bottom w:w="40" w:type="dxa"/>
+              <w:right w:w="80" w:type="dxa"/>
+            </w:tcMar>
           </w:tcPr>
           <w:p>
+            <w:pPr>
+              <w:spacing w:before="0" w:after="0"/>
+              <w:jc w:val="center"/>
+            </w:pPr>
             <w:r>
               <w:rPr>
-                <w:sz w:val="17"/>
+                <w:sz w:val="16"/>
               </w:rPr>
               <w:t>7.2 (L4T r39.2)</w:t>
             </w:r>
@@ -164,15 +288,35 @@
         </w:tc>
       </w:tr>
       <w:tr>
+        <w:trPr>
+          <w:trHeight w:val="283" w:hRule="atLeast"/>
+        </w:trPr>
         <w:tc>
           <w:tcPr>
             <w:tcW w:type="dxa" w:w="4076"/>
-            <w:shd w:val="clear" w:color="auto" w:fill="F8F8F8"/>
+            <w:shd w:val="clear" w:color="auto" w:fill="EAEAEA"/>
+            <w:tcBorders>
+              <w:top w:val="single" w:sz="12" w:color="FFFFFF"/>
+              <w:left w:val="single" w:sz="12" w:color="FFFFFF"/>
+              <w:bottom w:val="single" w:sz="12" w:color="FFFFFF"/>
+              <w:right w:val="single" w:sz="12" w:color="FFFFFF"/>
+            </w:tcBorders>
+            <w:vAlign w:val="center"/>
+            <w:tcMar>
+              <w:top w:w="40" w:type="dxa"/>
+              <w:left w:w="120" w:type="dxa"/>
+              <w:bottom w:w="40" w:type="dxa"/>
+              <w:right w:w="80" w:type="dxa"/>
+            </w:tcMar>
           </w:tcPr>
           <w:p>
+            <w:pPr>
+              <w:spacing w:before="0" w:after="0"/>
+              <w:jc w:val="center"/>
+            </w:pPr>
             <w:r>
               <w:rPr>
-                <w:sz w:val="17"/>
+                <w:sz w:val="16"/>
               </w:rPr>
               <w:t>CUDA</w:t>
             </w:r>
@@ -181,12 +325,29 @@
         <w:tc>
           <w:tcPr>
             <w:tcW w:type="dxa" w:w="4076"/>
-            <w:shd w:val="clear" w:color="auto" w:fill="F8F8F8"/>
+            <w:shd w:val="clear" w:color="auto" w:fill="EAEAEA"/>
+            <w:tcBorders>
+              <w:top w:val="single" w:sz="12" w:color="FFFFFF"/>
+              <w:left w:val="single" w:sz="12" w:color="FFFFFF"/>
+              <w:bottom w:val="single" w:sz="12" w:color="FFFFFF"/>
+              <w:right w:val="single" w:sz="12" w:color="FFFFFF"/>
+            </w:tcBorders>
+            <w:vAlign w:val="center"/>
+            <w:tcMar>
+              <w:top w:w="40" w:type="dxa"/>
+              <w:left w:w="120" w:type="dxa"/>
+              <w:bottom w:w="40" w:type="dxa"/>
+              <w:right w:w="80" w:type="dxa"/>
+            </w:tcMar>
           </w:tcPr>
           <w:p>
+            <w:pPr>
+              <w:spacing w:before="0" w:after="0"/>
+              <w:jc w:val="center"/>
+            </w:pPr>
             <w:r>
               <w:rPr>
-                <w:sz w:val="17"/>
+                <w:sz w:val="16"/>
               </w:rPr>
               <w:t>13.2.1</w:t>
             </w:r>
@@ -194,15 +355,35 @@
         </w:tc>
       </w:tr>
       <w:tr>
+        <w:trPr>
+          <w:trHeight w:val="283" w:hRule="atLeast"/>
+        </w:trPr>
         <w:tc>
           <w:tcPr>
             <w:tcW w:type="dxa" w:w="4076"/>
-            <w:shd w:val="clear" w:color="auto" w:fill="FFFFFF"/>
+            <w:shd w:val="clear" w:color="auto" w:fill="EAEAEA"/>
+            <w:tcBorders>
+              <w:top w:val="single" w:sz="12" w:color="FFFFFF"/>
+              <w:left w:val="single" w:sz="12" w:color="FFFFFF"/>
+              <w:bottom w:val="single" w:sz="12" w:color="FFFFFF"/>
+              <w:right w:val="single" w:sz="12" w:color="FFFFFF"/>
+            </w:tcBorders>
+            <w:vAlign w:val="center"/>
+            <w:tcMar>
+              <w:top w:w="40" w:type="dxa"/>
+              <w:left w:w="120" w:type="dxa"/>
+              <w:bottom w:w="40" w:type="dxa"/>
+              <w:right w:w="80" w:type="dxa"/>
+            </w:tcMar>
           </w:tcPr>
           <w:p>
+            <w:pPr>
+              <w:spacing w:before="0" w:after="0"/>
+              <w:jc w:val="center"/>
+            </w:pPr>
             <w:r>
               <w:rPr>
-                <w:sz w:val="17"/>
+                <w:sz w:val="16"/>
               </w:rPr>
               <w:t>Python</w:t>
             </w:r>
@@ -211,12 +392,29 @@
         <w:tc>
           <w:tcPr>
             <w:tcW w:type="dxa" w:w="4076"/>
-            <w:shd w:val="clear" w:color="auto" w:fill="FFFFFF"/>
+            <w:shd w:val="clear" w:color="auto" w:fill="EAEAEA"/>
+            <w:tcBorders>
+              <w:top w:val="single" w:sz="12" w:color="FFFFFF"/>
+              <w:left w:val="single" w:sz="12" w:color="FFFFFF"/>
+              <w:bottom w:val="single" w:sz="12" w:color="FFFFFF"/>
+              <w:right w:val="single" w:sz="12" w:color="FFFFFF"/>
+            </w:tcBorders>
+            <w:vAlign w:val="center"/>
+            <w:tcMar>
+              <w:top w:w="40" w:type="dxa"/>
+              <w:left w:w="120" w:type="dxa"/>
+              <w:bottom w:w="40" w:type="dxa"/>
+              <w:right w:w="80" w:type="dxa"/>
+            </w:tcMar>
           </w:tcPr>
           <w:p>
+            <w:pPr>
+              <w:spacing w:before="0" w:after="0"/>
+              <w:jc w:val="center"/>
+            </w:pPr>
             <w:r>
               <w:rPr>
-                <w:sz w:val="17"/>
+                <w:sz w:val="16"/>
               </w:rPr>
               <w:t>3.12</w:t>
             </w:r>
@@ -224,15 +422,35 @@
         </w:tc>
       </w:tr>
       <w:tr>
+        <w:trPr>
+          <w:trHeight w:val="283" w:hRule="atLeast"/>
+        </w:trPr>
         <w:tc>
           <w:tcPr>
             <w:tcW w:type="dxa" w:w="4076"/>
-            <w:shd w:val="clear" w:color="auto" w:fill="F8F8F8"/>
+            <w:shd w:val="clear" w:color="auto" w:fill="EAEAEA"/>
+            <w:tcBorders>
+              <w:top w:val="single" w:sz="12" w:color="FFFFFF"/>
+              <w:left w:val="single" w:sz="12" w:color="FFFFFF"/>
+              <w:bottom w:val="single" w:sz="12" w:color="FFFFFF"/>
+              <w:right w:val="single" w:sz="12" w:color="FFFFFF"/>
+            </w:tcBorders>
+            <w:vAlign w:val="center"/>
+            <w:tcMar>
+              <w:top w:w="40" w:type="dxa"/>
+              <w:left w:w="120" w:type="dxa"/>
+              <w:bottom w:w="40" w:type="dxa"/>
+              <w:right w:w="80" w:type="dxa"/>
+            </w:tcMar>
           </w:tcPr>
           <w:p>
+            <w:pPr>
+              <w:spacing w:before="0" w:after="0"/>
+              <w:jc w:val="center"/>
+            </w:pPr>
             <w:r>
               <w:rPr>
-                <w:sz w:val="17"/>
+                <w:sz w:val="16"/>
               </w:rPr>
               <w:t>Kernel Linux</w:t>
             </w:r>
@@ -241,12 +459,29 @@
         <w:tc>
           <w:tcPr>
             <w:tcW w:type="dxa" w:w="4076"/>
-            <w:shd w:val="clear" w:color="auto" w:fill="F8F8F8"/>
+            <w:shd w:val="clear" w:color="auto" w:fill="EAEAEA"/>
+            <w:tcBorders>
+              <w:top w:val="single" w:sz="12" w:color="FFFFFF"/>
+              <w:left w:val="single" w:sz="12" w:color="FFFFFF"/>
+              <w:bottom w:val="single" w:sz="12" w:color="FFFFFF"/>
+              <w:right w:val="single" w:sz="12" w:color="FFFFFF"/>
+            </w:tcBorders>
+            <w:vAlign w:val="center"/>
+            <w:tcMar>
+              <w:top w:w="40" w:type="dxa"/>
+              <w:left w:w="120" w:type="dxa"/>
+              <w:bottom w:w="40" w:type="dxa"/>
+              <w:right w:w="80" w:type="dxa"/>
+            </w:tcMar>
           </w:tcPr>
           <w:p>
+            <w:pPr>
+              <w:spacing w:before="0" w:after="0"/>
+              <w:jc w:val="center"/>
+            </w:pPr>
             <w:r>
               <w:rPr>
-                <w:sz w:val="17"/>
+                <w:sz w:val="16"/>
               </w:rPr>
               <w:t>6.8</w:t>
             </w:r>
@@ -254,15 +489,35 @@
         </w:tc>
       </w:tr>
       <w:tr>
+        <w:trPr>
+          <w:trHeight w:val="283" w:hRule="atLeast"/>
+        </w:trPr>
         <w:tc>
           <w:tcPr>
             <w:tcW w:type="dxa" w:w="4076"/>
-            <w:shd w:val="clear" w:color="auto" w:fill="FFFFFF"/>
+            <w:shd w:val="clear" w:color="auto" w:fill="EAEAEA"/>
+            <w:tcBorders>
+              <w:top w:val="single" w:sz="12" w:color="FFFFFF"/>
+              <w:left w:val="single" w:sz="12" w:color="FFFFFF"/>
+              <w:bottom w:val="single" w:sz="12" w:color="FFFFFF"/>
+              <w:right w:val="single" w:sz="12" w:color="FFFFFF"/>
+            </w:tcBorders>
+            <w:vAlign w:val="center"/>
+            <w:tcMar>
+              <w:top w:w="40" w:type="dxa"/>
+              <w:left w:w="120" w:type="dxa"/>
+              <w:bottom w:w="40" w:type="dxa"/>
+              <w:right w:w="80" w:type="dxa"/>
+            </w:tcMar>
           </w:tcPr>
           <w:p>
+            <w:pPr>
+              <w:spacing w:before="0" w:after="0"/>
+              <w:jc w:val="center"/>
+            </w:pPr>
             <w:r>
               <w:rPr>
-                <w:sz w:val="17"/>
+                <w:sz w:val="16"/>
               </w:rPr>
               <w:t>Arquitectura GPU</w:t>
             </w:r>
@@ -271,12 +526,29 @@
         <w:tc>
           <w:tcPr>
             <w:tcW w:type="dxa" w:w="4076"/>
-            <w:shd w:val="clear" w:color="auto" w:fill="FFFFFF"/>
+            <w:shd w:val="clear" w:color="auto" w:fill="EAEAEA"/>
+            <w:tcBorders>
+              <w:top w:val="single" w:sz="12" w:color="FFFFFF"/>
+              <w:left w:val="single" w:sz="12" w:color="FFFFFF"/>
+              <w:bottom w:val="single" w:sz="12" w:color="FFFFFF"/>
+              <w:right w:val="single" w:sz="12" w:color="FFFFFF"/>
+            </w:tcBorders>
+            <w:vAlign w:val="center"/>
+            <w:tcMar>
+              <w:top w:w="40" w:type="dxa"/>
+              <w:left w:w="120" w:type="dxa"/>
+              <w:bottom w:w="40" w:type="dxa"/>
+              <w:right w:w="80" w:type="dxa"/>
+            </w:tcMar>
           </w:tcPr>
           <w:p>
+            <w:pPr>
+              <w:spacing w:before="0" w:after="0"/>
+              <w:jc w:val="center"/>
+            </w:pPr>
             <w:r>
               <w:rPr>
-                <w:sz w:val="17"/>
+                <w:sz w:val="16"/>
               </w:rPr>
               <w:t>NVIDIA Ampere (sm_87)</w:t>
             </w:r>
@@ -292,8 +564,12 @@
     <w:p>
       <w:pPr>
         <w:pStyle w:val="Endure-FrontMatterBodyText"/>
-      </w:pPr>
-      <w:r>
+        <w:spacing w:before="100" w:after="100"/>
+      </w:pPr>
+      <w:r>
+        <w:rPr>
+          <w:sz w:val="20"/>
+        </w:rPr>
         <w:t>Todos los comandos, scripts y configuraciones han sido verificados en este entorno específico. Cuando un procedimiento difiere de versiones anteriores de JetPack (especialmente JP 6.2), se indica explícitamente.</w:t>
       </w:r>
     </w:p>
@@ -302,104 +578,128 @@
         <w:pStyle w:val="Endure-Subhead"/>
         <w:keepNext/>
         <w:spacing w:before="240" w:after="60"/>
-      </w:pPr>
-      <w:r>
+        <w:outlineLvl w:val="1"/>
+      </w:pPr>
+      <w:r>
+        <w:rPr>
+          <w:sz w:val="24"/>
+        </w:rPr>
         <w:t>A quién está dirigido</w:t>
       </w:r>
     </w:p>
     <w:p>
       <w:pPr>
         <w:pStyle w:val="Endure-FrontMatterBodyText"/>
-      </w:pPr>
-      <w:r>
+        <w:spacing w:before="100" w:after="100"/>
+      </w:pPr>
+      <w:r>
+        <w:rPr>
+          <w:sz w:val="20"/>
+        </w:rPr>
         <w:t>Este libro está pensado para profesionales técnicos que se acercan al Jetson por primera vez, aunque con experiencia previa en alguno de estos campos:</w:t>
       </w:r>
     </w:p>
     <w:p>
       <w:pPr>
         <w:pStyle w:val="Endure-ChapterBodyText"/>
-        <w:spacing w:before="20" w:after="20"/>
+        <w:spacing w:before="40" w:after="40"/>
         <w:ind w:left="360" w:hanging="216"/>
       </w:pPr>
       <w:r>
         <w:rPr>
-          <w:sz w:val="18"/>
+          <w:sz w:val="20"/>
         </w:rPr>
         <w:t xml:space="preserve">• </w:t>
       </w:r>
       <w:r>
         <w:rPr>
           <w:b/>
+          <w:sz w:val="20"/>
         </w:rPr>
         <w:t>Desarrolladores de software</w:t>
       </w:r>
       <w:r>
+        <w:rPr>
+          <w:sz w:val="20"/>
+        </w:rPr>
         <w:t xml:space="preserve"> con conocimiento básico de Linux que desean desplegar modelos de IA sin depender de la nube</w:t>
       </w:r>
     </w:p>
     <w:p>
       <w:pPr>
         <w:pStyle w:val="Endure-ChapterBodyText"/>
-        <w:spacing w:before="20" w:after="20"/>
+        <w:spacing w:before="40" w:after="40"/>
         <w:ind w:left="360" w:hanging="216"/>
       </w:pPr>
       <w:r>
         <w:rPr>
-          <w:sz w:val="18"/>
+          <w:sz w:val="20"/>
         </w:rPr>
         <w:t xml:space="preserve">• </w:t>
       </w:r>
       <w:r>
         <w:rPr>
           <w:b/>
+          <w:sz w:val="20"/>
         </w:rPr>
         <w:t>Ingenieros de IA y Machine Learning</w:t>
       </w:r>
       <w:r>
+        <w:rPr>
+          <w:sz w:val="20"/>
+        </w:rPr>
         <w:t xml:space="preserve"> que quieren llevar sus modelos a producción en hardware de borde</w:t>
       </w:r>
     </w:p>
     <w:p>
       <w:pPr>
         <w:pStyle w:val="Endure-ChapterBodyText"/>
-        <w:spacing w:before="20" w:after="20"/>
+        <w:spacing w:before="40" w:after="40"/>
         <w:ind w:left="360" w:hanging="216"/>
       </w:pPr>
       <w:r>
         <w:rPr>
-          <w:sz w:val="18"/>
+          <w:sz w:val="20"/>
         </w:rPr>
         <w:t xml:space="preserve">• </w:t>
       </w:r>
       <w:r>
         <w:rPr>
           <w:b/>
+          <w:sz w:val="20"/>
         </w:rPr>
         <w:t>Ingenieros de robótica y visión artificial</w:t>
       </w:r>
       <w:r>
+        <w:rPr>
+          <w:sz w:val="20"/>
+        </w:rPr>
         <w:t xml:space="preserve"> que necesitan potencia de cómputo local con aceleración GPU</w:t>
       </w:r>
     </w:p>
     <w:p>
       <w:pPr>
         <w:pStyle w:val="Endure-ChapterBodyText"/>
-        <w:spacing w:before="20" w:after="20"/>
+        <w:spacing w:before="40" w:after="40"/>
         <w:ind w:left="360" w:hanging="216"/>
       </w:pPr>
       <w:r>
         <w:rPr>
-          <w:sz w:val="18"/>
+          <w:sz w:val="20"/>
         </w:rPr>
         <w:t xml:space="preserve">• </w:t>
       </w:r>
       <w:r>
         <w:rPr>
           <w:b/>
+          <w:sz w:val="20"/>
         </w:rPr>
         <w:t>Emprendedores tecnológicos</w:t>
       </w:r>
       <w:r>
+        <w:rPr>
+          <w:sz w:val="20"/>
+        </w:rPr>
         <w:t xml:space="preserve"> que buscan construir productos de IA con costos operativos controlados</w:t>
       </w:r>
     </w:p>
@@ -411,8 +711,12 @@
     <w:p>
       <w:pPr>
         <w:pStyle w:val="Endure-FrontMatterBodyText"/>
-      </w:pPr>
-      <w:r>
+        <w:spacing w:before="100" w:after="100"/>
+      </w:pPr>
+      <w:r>
+        <w:rPr>
+          <w:sz w:val="20"/>
+        </w:rPr>
         <w:t>No se requiere experiencia previa con hardware Jetson ni con el ecosistema NVIDIA. Sí se asume familiaridad básica con la línea de comandos de Linux (navegar directorios, editar archivos, ejecutar scripts) y conceptos generales de programación en Python.</w:t>
       </w:r>
     </w:p>
@@ -421,146 +725,188 @@
         <w:pStyle w:val="Endure-Subhead"/>
         <w:keepNext/>
         <w:spacing w:before="240" w:after="60"/>
-      </w:pPr>
-      <w:r>
+        <w:outlineLvl w:val="1"/>
+      </w:pPr>
+      <w:r>
+        <w:rPr>
+          <w:sz w:val="24"/>
+        </w:rPr>
         <w:t>Qué aprenderá</w:t>
       </w:r>
     </w:p>
     <w:p>
       <w:pPr>
         <w:pStyle w:val="Endure-FrontMatterBodyText"/>
-      </w:pPr>
-      <w:r>
+        <w:spacing w:before="100" w:after="100"/>
+      </w:pPr>
+      <w:r>
+        <w:rPr>
+          <w:sz w:val="20"/>
+        </w:rPr>
         <w:t>El libro está organizado en tres partes que progresan desde la configuración del sistema hasta proyectos de producción:</w:t>
       </w:r>
     </w:p>
     <w:p>
       <w:pPr>
         <w:pStyle w:val="Endure-FrontMatterBodyText"/>
+        <w:spacing w:before="100" w:after="100"/>
       </w:pPr>
       <w:r>
         <w:rPr>
           <w:b/>
+          <w:sz w:val="20"/>
         </w:rPr>
         <w:t>Parte A — Fundamentos</w:t>
       </w:r>
       <w:r>
-        <w:t xml:space="preserve">   Configura el Jetson desde cero: sistema operativo, red, almacenamiento, acceso remoto, Docker, los tres motores de inferencia principales (Ollama, llama.cpp, vLLM), el stack de IA agéntica completo, visión artificial, voz, generación de imágenes y el ciclo completo de benchmarking y despliegue en producción.</w:t>
+        <w:rPr>
+          <w:sz w:val="20"/>
+        </w:rPr>
+        <w:t xml:space="preserve">  Configura el Jetson desde cero: sistema operativo, red, almacenamiento, acceso remoto, Docker, los tres motores de inferencia principales (Ollama, llama.cpp, vLLM), el stack de IA agéntica completo, visión artificial, voz, generación de imágenes y el ciclo completo de benchmarking y despliegue en producción.</w:t>
       </w:r>
     </w:p>
     <w:p>
       <w:pPr>
         <w:pStyle w:val="Endure-FrontMatterBodyText"/>
+        <w:spacing w:before="100" w:after="100"/>
       </w:pPr>
       <w:r>
         <w:rPr>
           <w:b/>
+          <w:sz w:val="20"/>
         </w:rPr>
         <w:t>Parte B — Manos a la Obra</w:t>
       </w:r>
       <w:r>
-        <w:t xml:space="preserve">   Construye diez proyectos prácticos completos: desde un entorno de desarrollo Python con VSCode Remote SSH hasta un sistema multiagente de RAG empresarial, pasando por bots de transcripción, pipelines PDF-a-pódcast, asistentes de voz offline y microservicios expuestos a Internet.</w:t>
+        <w:rPr>
+          <w:sz w:val="20"/>
+        </w:rPr>
+        <w:t xml:space="preserve">  Construye diez proyectos prácticos completos: desde un entorno de desarrollo Python con VSCode Remote SSH hasta un sistema multiagente de RAG empresarial, pasando por bots de transcripción, pipelines PDF-a-pódcast, asistentes de voz offline y microservicios expuestos a Internet.</w:t>
       </w:r>
     </w:p>
     <w:p>
       <w:pPr>
         <w:pStyle w:val="Endure-FrontMatterBodyText"/>
+        <w:spacing w:before="100" w:after="100"/>
       </w:pPr>
       <w:r>
         <w:rPr>
           <w:b/>
+          <w:sz w:val="20"/>
         </w:rPr>
         <w:t>Parte C — Capstone</w:t>
       </w:r>
       <w:r>
-        <w:t xml:space="preserve">   Dos proyectos de alta complejidad que integran todo lo aprendido: una agencia de IA completa con presencia web y un sistema de automatización de contenido en video para plataformas como YouTube Shorts y TikTok.</w:t>
+        <w:rPr>
+          <w:sz w:val="20"/>
+        </w:rPr>
+        <w:t xml:space="preserve">  Dos proyectos de alta complejidad que integran todo lo aprendido: una agencia de IA completa con presencia web y un sistema de automatización de contenido en video para plataformas como YouTube Shorts y TikTok.</w:t>
       </w:r>
     </w:p>
     <w:p>
       <w:pPr>
         <w:pStyle w:val="Endure-FrontMatterBodyText"/>
-      </w:pPr>
-      <w:r>
+        <w:spacing w:before="100" w:after="100"/>
+      </w:pPr>
+      <w:r>
+        <w:rPr>
+          <w:sz w:val="20"/>
+        </w:rPr>
         <w:t>Al finalizar el libro, usted habrá:</w:t>
       </w:r>
     </w:p>
     <w:p>
       <w:pPr>
         <w:pStyle w:val="Endure-ChapterBodyText"/>
-        <w:spacing w:before="20" w:after="20"/>
+        <w:spacing w:before="40" w:after="40"/>
         <w:ind w:left="360" w:hanging="216"/>
       </w:pPr>
       <w:r>
         <w:rPr>
-          <w:sz w:val="18"/>
+          <w:sz w:val="20"/>
         </w:rPr>
         <w:t xml:space="preserve">• </w:t>
       </w:r>
       <w:r>
+        <w:rPr>
+          <w:sz w:val="20"/>
+        </w:rPr>
         <w:t>Configurado y optimizado un entorno Jetson AGX Orin listo para producción</w:t>
       </w:r>
     </w:p>
     <w:p>
       <w:pPr>
         <w:pStyle w:val="Endure-ChapterBodyText"/>
-        <w:spacing w:before="20" w:after="20"/>
+        <w:spacing w:before="40" w:after="40"/>
         <w:ind w:left="360" w:hanging="216"/>
       </w:pPr>
       <w:r>
         <w:rPr>
-          <w:sz w:val="18"/>
+          <w:sz w:val="20"/>
         </w:rPr>
         <w:t xml:space="preserve">• </w:t>
       </w:r>
       <w:r>
+        <w:rPr>
+          <w:sz w:val="20"/>
+        </w:rPr>
         <w:t>Desplegado los tres principales motores de inferencia con gestión eficiente de VRAM</w:t>
       </w:r>
     </w:p>
     <w:p>
       <w:pPr>
         <w:pStyle w:val="Endure-ChapterBodyText"/>
-        <w:spacing w:before="20" w:after="20"/>
+        <w:spacing w:before="40" w:after="40"/>
         <w:ind w:left="360" w:hanging="216"/>
       </w:pPr>
       <w:r>
         <w:rPr>
-          <w:sz w:val="18"/>
+          <w:sz w:val="20"/>
         </w:rPr>
         <w:t xml:space="preserve">• </w:t>
       </w:r>
       <w:r>
+        <w:rPr>
+          <w:sz w:val="20"/>
+        </w:rPr>
         <w:t>Construido más de diez proyectos prácticos con IA local</w:t>
       </w:r>
     </w:p>
     <w:p>
       <w:pPr>
         <w:pStyle w:val="Endure-ChapterBodyText"/>
-        <w:spacing w:before="20" w:after="20"/>
+        <w:spacing w:before="40" w:after="40"/>
         <w:ind w:left="360" w:hanging="216"/>
       </w:pPr>
       <w:r>
         <w:rPr>
-          <w:sz w:val="18"/>
+          <w:sz w:val="20"/>
         </w:rPr>
         <w:t xml:space="preserve">• </w:t>
       </w:r>
       <w:r>
+        <w:rPr>
+          <w:sz w:val="20"/>
+        </w:rPr>
         <w:t>Comprendido la arquitectura de un stack de IA agéntica completo</w:t>
       </w:r>
     </w:p>
     <w:p>
       <w:pPr>
         <w:pStyle w:val="Endure-ChapterBodyText"/>
-        <w:spacing w:before="20" w:after="20"/>
+        <w:spacing w:before="40" w:after="40"/>
         <w:ind w:left="360" w:hanging="216"/>
       </w:pPr>
       <w:r>
         <w:rPr>
-          <w:sz w:val="18"/>
+          <w:sz w:val="20"/>
         </w:rPr>
         <w:t xml:space="preserve">• </w:t>
       </w:r>
       <w:r>
+        <w:rPr>
+          <w:sz w:val="20"/>
+        </w:rPr>
         <w:t>Aprendido a exponer servicios de IA de forma segura a Internet</w:t>
       </w:r>
     </w:p>
@@ -574,50 +920,69 @@
         <w:pStyle w:val="Endure-Subhead"/>
         <w:keepNext/>
         <w:spacing w:before="240" w:after="60"/>
-      </w:pPr>
-      <w:r>
+        <w:outlineLvl w:val="1"/>
+      </w:pPr>
+      <w:r>
+        <w:rPr>
+          <w:sz w:val="24"/>
+        </w:rPr>
         <w:t>Cómo usar este libro</w:t>
       </w:r>
     </w:p>
     <w:p>
       <w:pPr>
         <w:pStyle w:val="Endure-FrontMatterBodyText"/>
+        <w:spacing w:before="100" w:after="100"/>
       </w:pPr>
       <w:r>
         <w:rPr>
           <w:b/>
+          <w:sz w:val="20"/>
         </w:rPr>
         <w:t>Lectura secuencial (recomendada):</w:t>
       </w:r>
       <w:r>
+        <w:rPr>
+          <w:sz w:val="20"/>
+        </w:rPr>
         <w:t xml:space="preserve"> Los capítulos de la Parte A están diseñados para leerse en orden. Cada uno asume que los anteriores han sido completados. En particular, los capítulos 6, 12 y 17 crean variables de entorno, aliases y scripts que los capítulos posteriores utilizan sin repetir su definición.</w:t>
       </w:r>
     </w:p>
     <w:p>
       <w:pPr>
         <w:pStyle w:val="Endure-FrontMatterBodyText"/>
+        <w:spacing w:before="100" w:after="100"/>
       </w:pPr>
       <w:r>
         <w:rPr>
           <w:b/>
+          <w:sz w:val="20"/>
         </w:rPr>
         <w:t>Saltar a proyectos:</w:t>
       </w:r>
       <w:r>
+        <w:rPr>
+          <w:sz w:val="20"/>
+        </w:rPr>
         <w:t xml:space="preserve"> Si ya tiene experiencia con la configuración base del Jetson, puede comenzar directamente desde el Capítulo 19 (Parte B). En ese caso, asegúrese de tener instalados al menos Ollama (Cap. 10), el entorno de shell configurado (Cap. 6) y Docker (Cap. 9).</w:t>
       </w:r>
     </w:p>
     <w:p>
       <w:pPr>
         <w:pStyle w:val="Endure-FrontMatterBodyText"/>
+        <w:spacing w:before="100" w:after="100"/>
       </w:pPr>
       <w:r>
         <w:rPr>
           <w:b/>
+          <w:sz w:val="20"/>
         </w:rPr>
         <w:t>Referencia rápida:</w:t>
       </w:r>
       <w:r>
+        <w:rPr>
+          <w:sz w:val="20"/>
+        </w:rPr>
         <w:t xml:space="preserve"> El Apéndice consolida todos los aliases, scripts, paquetes apt, variables de entorno y comandos de verificación en una sola sección de consulta rápida. Es el lugar al que acudir cuando necesite recordar un comando específico sin releer el capítulo completo.</w:t>
       </w:r>
     </w:p>
@@ -626,18 +991,24 @@
         <w:pStyle w:val="Endure-Subhead"/>
         <w:keepNext/>
         <w:spacing w:before="240" w:after="60"/>
-      </w:pPr>
-      <w:r>
+        <w:outlineLvl w:val="1"/>
+      </w:pPr>
+      <w:r>
+        <w:rPr>
+          <w:sz w:val="24"/>
+        </w:rPr>
         <w:t>Requisitos previos</w:t>
       </w:r>
     </w:p>
     <w:p>
       <w:pPr>
         <w:pStyle w:val="Endure-FrontMatterBodyText"/>
+        <w:spacing w:before="100" w:after="100"/>
       </w:pPr>
       <w:r>
         <w:rPr>
           <w:b/>
+          <w:sz w:val="20"/>
         </w:rPr>
         <w:t>Hardware:</w:t>
       </w:r>
@@ -645,64 +1016,76 @@
     <w:p>
       <w:pPr>
         <w:pStyle w:val="Endure-ChapterBodyText"/>
-        <w:spacing w:before="20" w:after="20"/>
+        <w:spacing w:before="40" w:after="40"/>
         <w:ind w:left="360" w:hanging="216"/>
       </w:pPr>
       <w:r>
         <w:rPr>
-          <w:sz w:val="18"/>
+          <w:sz w:val="20"/>
         </w:rPr>
         <w:t xml:space="preserve">• </w:t>
       </w:r>
       <w:r>
+        <w:rPr>
+          <w:sz w:val="20"/>
+        </w:rPr>
         <w:t>NVIDIA Jetson AGX Orin 64GB (Developer Kit o producción)</w:t>
       </w:r>
     </w:p>
     <w:p>
       <w:pPr>
         <w:pStyle w:val="Endure-ChapterBodyText"/>
-        <w:spacing w:before="20" w:after="20"/>
+        <w:spacing w:before="40" w:after="40"/>
         <w:ind w:left="360" w:hanging="216"/>
       </w:pPr>
       <w:r>
         <w:rPr>
-          <w:sz w:val="18"/>
+          <w:sz w:val="20"/>
         </w:rPr>
         <w:t xml:space="preserve">• </w:t>
       </w:r>
       <w:r>
+        <w:rPr>
+          <w:sz w:val="20"/>
+        </w:rPr>
         <w:t>Módulo NVMe SSD de al menos 500 GB (recomendado: 1 TB, NVMe Gen4)</w:t>
       </w:r>
     </w:p>
     <w:p>
       <w:pPr>
         <w:pStyle w:val="Endure-ChapterBodyText"/>
-        <w:spacing w:before="20" w:after="20"/>
+        <w:spacing w:before="40" w:after="40"/>
         <w:ind w:left="360" w:hanging="216"/>
       </w:pPr>
       <w:r>
         <w:rPr>
-          <w:sz w:val="18"/>
+          <w:sz w:val="20"/>
         </w:rPr>
         <w:t xml:space="preserve">• </w:t>
       </w:r>
       <w:r>
+        <w:rPr>
+          <w:sz w:val="20"/>
+        </w:rPr>
         <w:t>Conexión a Internet durante la configuración inicial (los proyectos funcionan completamente offline una vez configurados)</w:t>
       </w:r>
     </w:p>
     <w:p>
       <w:pPr>
         <w:pStyle w:val="Endure-ChapterBodyText"/>
-        <w:spacing w:before="20" w:after="20"/>
+        <w:spacing w:before="40" w:after="40"/>
         <w:ind w:left="360" w:hanging="216"/>
       </w:pPr>
       <w:r>
         <w:rPr>
-          <w:sz w:val="18"/>
+          <w:sz w:val="20"/>
         </w:rPr>
         <w:t xml:space="preserve">• </w:t>
       </w:r>
       <w:r>
+        <w:rPr>
+          <w:sz w:val="20"/>
+        </w:rPr>
         <w:t>Monitor, teclado y mouse para la configuración inicial (o acceso SSH si ya tiene JetPack instalado)</w:t>
       </w:r>
     </w:p>
@@ -714,10 +1097,12 @@
     <w:p>
       <w:pPr>
         <w:pStyle w:val="Endure-FrontMatterBodyText"/>
+        <w:spacing w:before="100" w:after="100"/>
       </w:pPr>
       <w:r>
         <w:rPr>
           <w:b/>
+          <w:sz w:val="20"/>
         </w:rPr>
         <w:t>Software:</w:t>
       </w:r>
@@ -725,32 +1110,38 @@
     <w:p>
       <w:pPr>
         <w:pStyle w:val="Endure-ChapterBodyText"/>
-        <w:spacing w:before="20" w:after="20"/>
+        <w:spacing w:before="40" w:after="40"/>
         <w:ind w:left="360" w:hanging="216"/>
       </w:pPr>
       <w:r>
         <w:rPr>
-          <w:sz w:val="18"/>
+          <w:sz w:val="20"/>
         </w:rPr>
         <w:t xml:space="preserve">• </w:t>
       </w:r>
       <w:r>
+        <w:rPr>
+          <w:sz w:val="20"/>
+        </w:rPr>
         <w:t>JetPack 7.2 instalado en el Jetson (el Capítulo 2 explica cómo instalarlo desde cero)</w:t>
       </w:r>
     </w:p>
     <w:p>
       <w:pPr>
         <w:pStyle w:val="Endure-ChapterBodyText"/>
-        <w:spacing w:before="20" w:after="20"/>
+        <w:spacing w:before="40" w:after="40"/>
         <w:ind w:left="360" w:hanging="216"/>
       </w:pPr>
       <w:r>
         <w:rPr>
-          <w:sz w:val="18"/>
+          <w:sz w:val="20"/>
         </w:rPr>
         <w:t xml:space="preserve">• </w:t>
       </w:r>
       <w:r>
+        <w:rPr>
+          <w:sz w:val="20"/>
+        </w:rPr>
         <w:t>Una computadora con Windows, macOS o Linux para conectarse por SSH y transferir archivos</w:t>
       </w:r>
     </w:p>
@@ -762,10 +1153,12 @@
     <w:p>
       <w:pPr>
         <w:pStyle w:val="Endure-FrontMatterBodyText"/>
+        <w:spacing w:before="100" w:after="100"/>
       </w:pPr>
       <w:r>
         <w:rPr>
           <w:b/>
+          <w:sz w:val="20"/>
         </w:rPr>
         <w:t>Conocimientos previos:</w:t>
       </w:r>
@@ -773,48 +1166,57 @@
     <w:p>
       <w:pPr>
         <w:pStyle w:val="Endure-ChapterBodyText"/>
-        <w:spacing w:before="20" w:after="20"/>
+        <w:spacing w:before="40" w:after="40"/>
         <w:ind w:left="360" w:hanging="216"/>
       </w:pPr>
       <w:r>
         <w:rPr>
-          <w:sz w:val="18"/>
+          <w:sz w:val="20"/>
         </w:rPr>
         <w:t xml:space="preserve">• </w:t>
       </w:r>
       <w:r>
+        <w:rPr>
+          <w:sz w:val="20"/>
+        </w:rPr>
         <w:t>Manejo básico de terminal Linux (ls, cd, nano/vim, sudo)</w:t>
       </w:r>
     </w:p>
     <w:p>
       <w:pPr>
         <w:pStyle w:val="Endure-ChapterBodyText"/>
-        <w:spacing w:before="20" w:after="20"/>
+        <w:spacing w:before="40" w:after="40"/>
         <w:ind w:left="360" w:hanging="216"/>
       </w:pPr>
       <w:r>
         <w:rPr>
-          <w:sz w:val="18"/>
+          <w:sz w:val="20"/>
         </w:rPr>
         <w:t xml:space="preserve">• </w:t>
       </w:r>
       <w:r>
+        <w:rPr>
+          <w:sz w:val="20"/>
+        </w:rPr>
         <w:t>Conceptos básicos de Python (variables, funciones, pip)</w:t>
       </w:r>
     </w:p>
     <w:p>
       <w:pPr>
         <w:pStyle w:val="Endure-ChapterBodyText"/>
-        <w:spacing w:before="20" w:after="20"/>
+        <w:spacing w:before="40" w:after="40"/>
         <w:ind w:left="360" w:hanging="216"/>
       </w:pPr>
       <w:r>
         <w:rPr>
-          <w:sz w:val="18"/>
+          <w:sz w:val="20"/>
         </w:rPr>
         <w:t xml:space="preserve">• </w:t>
       </w:r>
       <w:r>
+        <w:rPr>
+          <w:sz w:val="20"/>
+        </w:rPr>
         <w:t>Opcionalmente: Docker, redes TCP/IP básicas</w:t>
       </w:r>
     </w:p>
@@ -828,50 +1230,69 @@
         <w:pStyle w:val="Endure-Subhead"/>
         <w:keepNext/>
         <w:spacing w:before="240" w:after="60"/>
-      </w:pPr>
-      <w:r>
+        <w:outlineLvl w:val="1"/>
+      </w:pPr>
+      <w:r>
+        <w:rPr>
+          <w:sz w:val="24"/>
+        </w:rPr>
         <w:t>Convenciones tipográficas</w:t>
       </w:r>
     </w:p>
     <w:p>
       <w:pPr>
         <w:pStyle w:val="Endure-FrontMatterBodyText"/>
-      </w:pPr>
-      <w:r>
+        <w:spacing w:before="100" w:after="100"/>
+      </w:pPr>
+      <w:r>
+        <w:rPr>
+          <w:sz w:val="20"/>
+        </w:rPr>
         <w:t>A lo largo del libro se utilizan los siguientes elementos visuales:</w:t>
       </w:r>
     </w:p>
     <w:p>
       <w:pPr>
         <w:pStyle w:val="Endure-FrontMatterBodyText"/>
+        <w:spacing w:before="100" w:after="100"/>
       </w:pPr>
       <w:r>
         <w:rPr>
           <w:b/>
+          <w:sz w:val="20"/>
         </w:rPr>
         <w:t>Bloques de código</w:t>
       </w:r>
       <w:r>
-        <w:t xml:space="preserve">   Los comandos y fragmentos de código aparecen en bloques con fondo gris. Las líneas que comienzan con </w:t>
+        <w:rPr>
+          <w:sz w:val="20"/>
+        </w:rPr>
+        <w:t xml:space="preserve">  Los comandos y fragmentos de código aparecen en bloques con fondo gris. Las líneas que comienzan con </w:t>
       </w:r>
       <w:r>
         <w:rPr>
           <w:rFonts w:ascii="Courier New" w:hAnsi="Courier New"/>
-          <w:sz w:val="17"/>
+          <w:sz w:val="16"/>
         </w:rPr>
         <w:t>$</w:t>
       </w:r>
       <w:r>
+        <w:rPr>
+          <w:sz w:val="20"/>
+        </w:rPr>
         <w:t xml:space="preserve"> son comandos que usted ejecuta. Las líneas sin </w:t>
       </w:r>
       <w:r>
         <w:rPr>
           <w:rFonts w:ascii="Courier New" w:hAnsi="Courier New"/>
-          <w:sz w:val="17"/>
+          <w:sz w:val="16"/>
         </w:rPr>
         <w:t>$</w:t>
       </w:r>
       <w:r>
+        <w:rPr>
+          <w:sz w:val="20"/>
+        </w:rPr>
         <w:t xml:space="preserve"> son salidas esperadas del sistema.</w:t>
       </w:r>
     </w:p>
@@ -888,7 +1309,7 @@
         <w:tc>
           <w:tcPr>
             <w:tcW w:type="dxa" w:w="8152"/>
-            <w:shd w:val="clear" w:color="auto" w:fill="F2F2F2"/>
+            <w:shd w:val="clear" w:color="auto" w:fill="EAEAEA"/>
             <w:tcBorders>
               <w:left w:val="thick" w:sz="24" w:color="1A5A6A"/>
             </w:tcBorders>
@@ -925,6 +1346,7 @@
             <w:r>
               <w:rPr>
                 <w:rFonts w:ascii="Courier New" w:hAnsi="Courier New"/>
+                <w:i/>
                 <w:color w:val="555555"/>
                 <w:sz w:val="16"/>
               </w:rPr>
@@ -941,6 +1363,7 @@
             <w:r>
               <w:rPr>
                 <w:rFonts w:ascii="Courier New" w:hAnsi="Courier New"/>
+                <w:i/>
                 <w:color w:val="555555"/>
                 <w:sz w:val="16"/>
               </w:rPr>
@@ -958,44 +1381,57 @@
     <w:p>
       <w:pPr>
         <w:pStyle w:val="Endure-FrontMatterBodyText"/>
+        <w:spacing w:before="100" w:after="100"/>
       </w:pPr>
       <w:r>
         <w:rPr>
           <w:b/>
+          <w:sz w:val="20"/>
         </w:rPr>
         <w:t>Etiquetas de verificación</w:t>
       </w:r>
       <w:r>
-        <w:t xml:space="preserve">   Los comandos verificados en el hardware de prueba se marcan con </w:t>
+        <w:rPr>
+          <w:sz w:val="20"/>
+        </w:rPr>
+        <w:t xml:space="preserve">  Los comandos verificados en el hardware de prueba se marcan con </w:t>
       </w:r>
       <w:r>
         <w:rPr>
           <w:rFonts w:ascii="Courier New" w:hAnsi="Courier New"/>
-          <w:sz w:val="17"/>
+          <w:sz w:val="16"/>
         </w:rPr>
         <w:t>[VERIFIED ON JP 7.2]</w:t>
       </w:r>
       <w:r>
+        <w:rPr>
+          <w:sz w:val="20"/>
+        </w:rPr>
         <w:t xml:space="preserve">. Los comandos que deberían funcionar pero no han sido verificados en JP 7.2 llevan </w:t>
       </w:r>
       <w:r>
         <w:rPr>
           <w:rFonts w:ascii="Courier New" w:hAnsi="Courier New"/>
-          <w:sz w:val="17"/>
+          <w:sz w:val="16"/>
         </w:rPr>
         <w:t>[NEEDS VERIFICATION]</w:t>
       </w:r>
       <w:r>
+        <w:rPr>
+          <w:sz w:val="20"/>
+        </w:rPr>
         <w:t>.</w:t>
       </w:r>
     </w:p>
     <w:p>
       <w:pPr>
         <w:pStyle w:val="Endure-FrontMatterBodyText"/>
+        <w:spacing w:before="100" w:after="100"/>
       </w:pPr>
       <w:r>
         <w:rPr>
           <w:b/>
+          <w:sz w:val="20"/>
         </w:rPr>
         <w:t>Callouts</w:t>
       </w:r>
@@ -1211,24 +1647,32 @@
     <w:p>
       <w:pPr>
         <w:pStyle w:val="Endure-FrontMatterBodyText"/>
+        <w:spacing w:before="100" w:after="100"/>
       </w:pPr>
       <w:r>
         <w:rPr>
           <w:b/>
+          <w:sz w:val="20"/>
         </w:rPr>
         <w:t>Infografías</w:t>
       </w:r>
       <w:r>
-        <w:t xml:space="preserve">   Los diagramas de arquitectura y flujo están marcados con un comentario </w:t>
+        <w:rPr>
+          <w:sz w:val="20"/>
+        </w:rPr>
+        <w:t xml:space="preserve">  Los diagramas de arquitectura y flujo están marcados con un comentario </w:t>
       </w:r>
       <w:r>
         <w:rPr>
           <w:rFonts w:ascii="Courier New" w:hAnsi="Courier New"/>
-          <w:sz w:val="17"/>
+          <w:sz w:val="16"/>
         </w:rPr>
         <w:t>&lt;!-- INFOGRAFÍA --&gt;</w:t>
       </w:r>
       <w:r>
+        <w:rPr>
+          <w:sz w:val="20"/>
+        </w:rPr>
         <w:t xml:space="preserve"> en el archivo fuente, indicando el concepto que ilustran. En la versión impresa final, estos comentarios serán reemplazados por ilustraciones profesionales.</w:t>
       </w:r>
     </w:p>
@@ -1237,44 +1681,56 @@
         <w:pStyle w:val="Endure-Subhead"/>
         <w:keepNext/>
         <w:spacing w:before="240" w:after="60"/>
-      </w:pPr>
-      <w:r>
+        <w:outlineLvl w:val="1"/>
+      </w:pPr>
+      <w:r>
+        <w:rPr>
+          <w:sz w:val="24"/>
+        </w:rPr>
         <w:t>Configuraciones de almacenamiento</w:t>
       </w:r>
     </w:p>
     <w:p>
       <w:pPr>
         <w:pStyle w:val="Endure-FrontMatterBodyText"/>
-      </w:pPr>
-      <w:r>
+        <w:spacing w:before="100" w:after="100"/>
+      </w:pPr>
+      <w:r>
+        <w:rPr>
+          <w:sz w:val="20"/>
+        </w:rPr>
         <w:t>El libro soporta dos configuraciones de almacenamiento, que se indican cuando el procedimiento difiere:</w:t>
       </w:r>
     </w:p>
     <w:p>
       <w:pPr>
         <w:pStyle w:val="Endure-ChapterBodyText"/>
-        <w:spacing w:before="20" w:after="20"/>
+        <w:spacing w:before="40" w:after="40"/>
         <w:ind w:left="360" w:hanging="216"/>
       </w:pPr>
       <w:r>
         <w:rPr>
-          <w:sz w:val="18"/>
+          <w:sz w:val="20"/>
         </w:rPr>
         <w:t xml:space="preserve">• </w:t>
       </w:r>
       <w:r>
         <w:rPr>
           <w:b/>
+          <w:sz w:val="20"/>
         </w:rPr>
         <w:t>Configuración A:</w:t>
       </w:r>
       <w:r>
+        <w:rPr>
+          <w:sz w:val="20"/>
+        </w:rPr>
         <w:t xml:space="preserve"> Sistema operativo en eMMC interno; NVMe como volumen </w:t>
       </w:r>
       <w:r>
         <w:rPr>
           <w:rFonts w:ascii="Courier New" w:hAnsi="Courier New"/>
-          <w:sz w:val="17"/>
+          <w:sz w:val="16"/>
         </w:rPr>
         <w:t>/data</w:t>
       </w:r>
@@ -1282,22 +1738,26 @@
     <w:p>
       <w:pPr>
         <w:pStyle w:val="Endure-ChapterBodyText"/>
-        <w:spacing w:before="20" w:after="20"/>
+        <w:spacing w:before="40" w:after="40"/>
         <w:ind w:left="360" w:hanging="216"/>
       </w:pPr>
       <w:r>
         <w:rPr>
-          <w:sz w:val="18"/>
+          <w:sz w:val="20"/>
         </w:rPr>
         <w:t xml:space="preserve">• </w:t>
       </w:r>
       <w:r>
         <w:rPr>
           <w:b/>
+          <w:sz w:val="20"/>
         </w:rPr>
         <w:t>Configuración B:</w:t>
       </w:r>
       <w:r>
+        <w:rPr>
+          <w:sz w:val="20"/>
+        </w:rPr>
         <w:t xml:space="preserve"> Sistema operativo instalado directamente en NVMe (recomendada para mejor rendimiento)</w:t>
       </w:r>
     </w:p>
@@ -1309,38 +1769,51 @@
     <w:p>
       <w:pPr>
         <w:pStyle w:val="Endure-FrontMatterBodyText"/>
-      </w:pPr>
-      <w:r>
+        <w:spacing w:before="100" w:after="100"/>
+      </w:pPr>
+      <w:r>
+        <w:rPr>
+          <w:sz w:val="20"/>
+        </w:rPr>
         <w:t xml:space="preserve">Si no está seguro de su configuración, ejecute </w:t>
       </w:r>
       <w:r>
         <w:rPr>
           <w:rFonts w:ascii="Courier New" w:hAnsi="Courier New"/>
-          <w:sz w:val="17"/>
+          <w:sz w:val="16"/>
         </w:rPr>
         <w:t>df -h /</w:t>
       </w:r>
       <w:r>
+        <w:rPr>
+          <w:sz w:val="20"/>
+        </w:rPr>
         <w:t xml:space="preserve"> en el Jetson: si la raíz </w:t>
       </w:r>
       <w:r>
         <w:rPr>
           <w:rFonts w:ascii="Courier New" w:hAnsi="Courier New"/>
-          <w:sz w:val="17"/>
+          <w:sz w:val="16"/>
         </w:rPr>
         <w:t>/</w:t>
       </w:r>
       <w:r>
+        <w:rPr>
+          <w:sz w:val="20"/>
+        </w:rPr>
         <w:t xml:space="preserve"> aparece en un dispositivo </w:t>
       </w:r>
       <w:r>
         <w:rPr>
           <w:rFonts w:ascii="Courier New" w:hAnsi="Courier New"/>
-          <w:sz w:val="17"/>
+          <w:sz w:val="16"/>
         </w:rPr>
         <w:t>nvme0n1</w:t>
       </w:r>
       <w:r>
+        <w:rPr>
+          <w:sz w:val="20"/>
+        </w:rPr>
         <w:t>, está en Configuración B.</w:t>
       </w:r>
     </w:p>
@@ -1349,36 +1822,44 @@
         <w:pStyle w:val="Endure-Subhead"/>
         <w:keepNext/>
         <w:spacing w:before="240" w:after="60"/>
-      </w:pPr>
-      <w:r>
+        <w:outlineLvl w:val="1"/>
+      </w:pPr>
+      <w:r>
+        <w:rPr>
+          <w:sz w:val="24"/>
+        </w:rPr>
         <w:t>Recursos adicionales</w:t>
       </w:r>
     </w:p>
     <w:p>
       <w:pPr>
         <w:pStyle w:val="Endure-ChapterBodyText"/>
-        <w:spacing w:before="20" w:after="20"/>
+        <w:spacing w:before="40" w:after="40"/>
         <w:ind w:left="360" w:hanging="216"/>
       </w:pPr>
       <w:r>
         <w:rPr>
-          <w:sz w:val="18"/>
+          <w:sz w:val="20"/>
         </w:rPr>
         <w:t xml:space="preserve">• </w:t>
       </w:r>
       <w:r>
         <w:rPr>
           <w:b/>
+          <w:sz w:val="20"/>
         </w:rPr>
         <w:t>Documentación oficial NVIDIA Jetson:</w:t>
       </w:r>
       <w:r>
+        <w:rPr>
+          <w:sz w:val="20"/>
+        </w:rPr>
         <w:t xml:space="preserve"> </w:t>
       </w:r>
       <w:r>
         <w:rPr>
           <w:rFonts w:ascii="Courier New" w:hAnsi="Courier New"/>
-          <w:sz w:val="17"/>
+          <w:sz w:val="16"/>
         </w:rPr>
         <w:t>https://developer.nvidia.com/embedded/jetpack</w:t>
       </w:r>
@@ -1386,28 +1867,32 @@
     <w:p>
       <w:pPr>
         <w:pStyle w:val="Endure-ChapterBodyText"/>
-        <w:spacing w:before="20" w:after="20"/>
+        <w:spacing w:before="40" w:after="40"/>
         <w:ind w:left="360" w:hanging="216"/>
       </w:pPr>
       <w:r>
         <w:rPr>
-          <w:sz w:val="18"/>
+          <w:sz w:val="20"/>
         </w:rPr>
         <w:t xml:space="preserve">• </w:t>
       </w:r>
       <w:r>
         <w:rPr>
           <w:b/>
+          <w:sz w:val="20"/>
         </w:rPr>
         <w:t>Repositorio jetson-containers (dustynv):</w:t>
       </w:r>
       <w:r>
+        <w:rPr>
+          <w:sz w:val="20"/>
+        </w:rPr>
         <w:t xml:space="preserve"> </w:t>
       </w:r>
       <w:r>
         <w:rPr>
           <w:rFonts w:ascii="Courier New" w:hAnsi="Courier New"/>
-          <w:sz w:val="17"/>
+          <w:sz w:val="16"/>
         </w:rPr>
         <w:t>https://github.com/dusty-nv/jetson-containers</w:t>
       </w:r>
@@ -1415,28 +1900,32 @@
     <w:p>
       <w:pPr>
         <w:pStyle w:val="Endure-ChapterBodyText"/>
-        <w:spacing w:before="20" w:after="20"/>
+        <w:spacing w:before="40" w:after="40"/>
         <w:ind w:left="360" w:hanging="216"/>
       </w:pPr>
       <w:r>
         <w:rPr>
-          <w:sz w:val="18"/>
+          <w:sz w:val="20"/>
         </w:rPr>
         <w:t xml:space="preserve">• </w:t>
       </w:r>
       <w:r>
         <w:rPr>
           <w:b/>
+          <w:sz w:val="20"/>
         </w:rPr>
         <w:t>NVIDIA NGC:</w:t>
       </w:r>
       <w:r>
+        <w:rPr>
+          <w:sz w:val="20"/>
+        </w:rPr>
         <w:t xml:space="preserve"> </w:t>
       </w:r>
       <w:r>
         <w:rPr>
           <w:rFonts w:ascii="Courier New" w:hAnsi="Courier New"/>
-          <w:sz w:val="17"/>
+          <w:sz w:val="16"/>
         </w:rPr>
         <w:t>https://catalog.ngc.nvidia.com</w:t>
       </w:r>
@@ -1444,28 +1933,32 @@
     <w:p>
       <w:pPr>
         <w:pStyle w:val="Endure-ChapterBodyText"/>
-        <w:spacing w:before="20" w:after="20"/>
+        <w:spacing w:before="40" w:after="40"/>
         <w:ind w:left="360" w:hanging="216"/>
       </w:pPr>
       <w:r>
         <w:rPr>
-          <w:sz w:val="18"/>
+          <w:sz w:val="20"/>
         </w:rPr>
         <w:t xml:space="preserve">• </w:t>
       </w:r>
       <w:r>
         <w:rPr>
           <w:b/>
+          <w:sz w:val="20"/>
         </w:rPr>
         <w:t>Hugging Face Hub:</w:t>
       </w:r>
       <w:r>
+        <w:rPr>
+          <w:sz w:val="20"/>
+        </w:rPr>
         <w:t xml:space="preserve"> </w:t>
       </w:r>
       <w:r>
         <w:rPr>
           <w:rFonts w:ascii="Courier New" w:hAnsi="Courier New"/>
-          <w:sz w:val="17"/>
+          <w:sz w:val="16"/>
         </w:rPr>
         <w:t>https://huggingface.co</w:t>
       </w:r>
@@ -1473,28 +1966,32 @@
     <w:p>
       <w:pPr>
         <w:pStyle w:val="Endure-ChapterBodyText"/>
-        <w:spacing w:before="20" w:after="20"/>
+        <w:spacing w:before="40" w:after="40"/>
         <w:ind w:left="360" w:hanging="216"/>
       </w:pPr>
       <w:r>
         <w:rPr>
-          <w:sz w:val="18"/>
+          <w:sz w:val="20"/>
         </w:rPr>
         <w:t xml:space="preserve">• </w:t>
       </w:r>
       <w:r>
         <w:rPr>
           <w:b/>
+          <w:sz w:val="20"/>
         </w:rPr>
         <w:t>OpenRouter (API cloud gratuita):</w:t>
       </w:r>
       <w:r>
+        <w:rPr>
+          <w:sz w:val="20"/>
+        </w:rPr>
         <w:t xml:space="preserve"> </w:t>
       </w:r>
       <w:r>
         <w:rPr>
           <w:rFonts w:ascii="Courier New" w:hAnsi="Courier New"/>
-          <w:sz w:val="17"/>
+          <w:sz w:val="16"/>
         </w:rPr>
         <w:t>https://openrouter.ai</w:t>
       </w:r>

--- a/book/docx-por-capitulo/introduccion.docx
+++ b/book/docx-por-capitulo/introduccion.docx
@@ -17,7 +17,7 @@
       <w:pPr>
         <w:pStyle w:val="Endure-Subhead"/>
         <w:keepNext/>
-        <w:spacing w:before="240" w:after="60"/>
+        <w:spacing w:before="240" w:after="60" w:line="240" w:lineRule="auto"/>
         <w:outlineLvl w:val="1"/>
       </w:pPr>
       <w:r>
@@ -30,7 +30,7 @@
     <w:p>
       <w:pPr>
         <w:pStyle w:val="Endure-FrontMatterBodyText"/>
-        <w:spacing w:before="100" w:after="100"/>
+        <w:spacing w:before="100" w:after="100" w:line="240" w:lineRule="auto"/>
       </w:pPr>
       <w:r>
         <w:rPr>
@@ -49,7 +49,7 @@
     <w:p>
       <w:pPr>
         <w:pStyle w:val="Endure-FrontMatterBodyText"/>
-        <w:spacing w:before="100" w:after="100"/>
+        <w:spacing w:before="100" w:after="100" w:line="240" w:lineRule="auto"/>
       </w:pPr>
       <w:r>
         <w:rPr>
@@ -106,7 +106,7 @@
           </w:tcPr>
           <w:p>
             <w:pPr>
-              <w:spacing w:before="0" w:after="0"/>
+              <w:spacing w:before="0" w:after="0" w:line="240" w:lineRule="auto"/>
               <w:jc w:val="center"/>
             </w:pPr>
             <w:r>
@@ -139,7 +139,7 @@
           </w:tcPr>
           <w:p>
             <w:pPr>
-              <w:spacing w:before="0" w:after="0"/>
+              <w:spacing w:before="0" w:after="0" w:line="240" w:lineRule="auto"/>
               <w:jc w:val="center"/>
             </w:pPr>
             <w:r>
@@ -177,7 +177,7 @@
           </w:tcPr>
           <w:p>
             <w:pPr>
-              <w:spacing w:before="0" w:after="0"/>
+              <w:spacing w:before="0" w:after="0" w:line="240" w:lineRule="auto"/>
               <w:jc w:val="center"/>
             </w:pPr>
             <w:r>
@@ -208,7 +208,7 @@
           </w:tcPr>
           <w:p>
             <w:pPr>
-              <w:spacing w:before="0" w:after="0"/>
+              <w:spacing w:before="0" w:after="0" w:line="240" w:lineRule="auto"/>
               <w:jc w:val="center"/>
             </w:pPr>
             <w:r>
@@ -244,7 +244,7 @@
           </w:tcPr>
           <w:p>
             <w:pPr>
-              <w:spacing w:before="0" w:after="0"/>
+              <w:spacing w:before="0" w:after="0" w:line="240" w:lineRule="auto"/>
               <w:jc w:val="center"/>
             </w:pPr>
             <w:r>
@@ -275,7 +275,7 @@
           </w:tcPr>
           <w:p>
             <w:pPr>
-              <w:spacing w:before="0" w:after="0"/>
+              <w:spacing w:before="0" w:after="0" w:line="240" w:lineRule="auto"/>
               <w:jc w:val="center"/>
             </w:pPr>
             <w:r>
@@ -311,7 +311,7 @@
           </w:tcPr>
           <w:p>
             <w:pPr>
-              <w:spacing w:before="0" w:after="0"/>
+              <w:spacing w:before="0" w:after="0" w:line="240" w:lineRule="auto"/>
               <w:jc w:val="center"/>
             </w:pPr>
             <w:r>
@@ -342,7 +342,7 @@
           </w:tcPr>
           <w:p>
             <w:pPr>
-              <w:spacing w:before="0" w:after="0"/>
+              <w:spacing w:before="0" w:after="0" w:line="240" w:lineRule="auto"/>
               <w:jc w:val="center"/>
             </w:pPr>
             <w:r>
@@ -378,7 +378,7 @@
           </w:tcPr>
           <w:p>
             <w:pPr>
-              <w:spacing w:before="0" w:after="0"/>
+              <w:spacing w:before="0" w:after="0" w:line="240" w:lineRule="auto"/>
               <w:jc w:val="center"/>
             </w:pPr>
             <w:r>
@@ -409,7 +409,7 @@
           </w:tcPr>
           <w:p>
             <w:pPr>
-              <w:spacing w:before="0" w:after="0"/>
+              <w:spacing w:before="0" w:after="0" w:line="240" w:lineRule="auto"/>
               <w:jc w:val="center"/>
             </w:pPr>
             <w:r>
@@ -445,7 +445,7 @@
           </w:tcPr>
           <w:p>
             <w:pPr>
-              <w:spacing w:before="0" w:after="0"/>
+              <w:spacing w:before="0" w:after="0" w:line="240" w:lineRule="auto"/>
               <w:jc w:val="center"/>
             </w:pPr>
             <w:r>
@@ -476,7 +476,7 @@
           </w:tcPr>
           <w:p>
             <w:pPr>
-              <w:spacing w:before="0" w:after="0"/>
+              <w:spacing w:before="0" w:after="0" w:line="240" w:lineRule="auto"/>
               <w:jc w:val="center"/>
             </w:pPr>
             <w:r>
@@ -512,7 +512,7 @@
           </w:tcPr>
           <w:p>
             <w:pPr>
-              <w:spacing w:before="0" w:after="0"/>
+              <w:spacing w:before="0" w:after="0" w:line="240" w:lineRule="auto"/>
               <w:jc w:val="center"/>
             </w:pPr>
             <w:r>
@@ -543,7 +543,7 @@
           </w:tcPr>
           <w:p>
             <w:pPr>
-              <w:spacing w:before="0" w:after="0"/>
+              <w:spacing w:before="0" w:after="0" w:line="240" w:lineRule="auto"/>
               <w:jc w:val="center"/>
             </w:pPr>
             <w:r>
@@ -564,7 +564,7 @@
     <w:p>
       <w:pPr>
         <w:pStyle w:val="Endure-FrontMatterBodyText"/>
-        <w:spacing w:before="100" w:after="100"/>
+        <w:spacing w:before="100" w:after="100" w:line="240" w:lineRule="auto"/>
       </w:pPr>
       <w:r>
         <w:rPr>
@@ -577,7 +577,7 @@
       <w:pPr>
         <w:pStyle w:val="Endure-Subhead"/>
         <w:keepNext/>
-        <w:spacing w:before="240" w:after="60"/>
+        <w:spacing w:before="240" w:after="60" w:line="240" w:lineRule="auto"/>
         <w:outlineLvl w:val="1"/>
       </w:pPr>
       <w:r>
@@ -590,7 +590,7 @@
     <w:p>
       <w:pPr>
         <w:pStyle w:val="Endure-FrontMatterBodyText"/>
-        <w:spacing w:before="100" w:after="100"/>
+        <w:spacing w:before="100" w:after="100" w:line="240" w:lineRule="auto"/>
       </w:pPr>
       <w:r>
         <w:rPr>
@@ -602,7 +602,7 @@
     <w:p>
       <w:pPr>
         <w:pStyle w:val="Endure-ChapterBodyText"/>
-        <w:spacing w:before="40" w:after="40"/>
+        <w:spacing w:before="40" w:after="40" w:line="240" w:lineRule="auto"/>
         <w:ind w:left="360" w:hanging="216"/>
       </w:pPr>
       <w:r>
@@ -628,7 +628,7 @@
     <w:p>
       <w:pPr>
         <w:pStyle w:val="Endure-ChapterBodyText"/>
-        <w:spacing w:before="40" w:after="40"/>
+        <w:spacing w:before="40" w:after="40" w:line="240" w:lineRule="auto"/>
         <w:ind w:left="360" w:hanging="216"/>
       </w:pPr>
       <w:r>
@@ -654,7 +654,7 @@
     <w:p>
       <w:pPr>
         <w:pStyle w:val="Endure-ChapterBodyText"/>
-        <w:spacing w:before="40" w:after="40"/>
+        <w:spacing w:before="40" w:after="40" w:line="240" w:lineRule="auto"/>
         <w:ind w:left="360" w:hanging="216"/>
       </w:pPr>
       <w:r>
@@ -680,7 +680,7 @@
     <w:p>
       <w:pPr>
         <w:pStyle w:val="Endure-ChapterBodyText"/>
-        <w:spacing w:before="40" w:after="40"/>
+        <w:spacing w:before="40" w:after="40" w:line="240" w:lineRule="auto"/>
         <w:ind w:left="360" w:hanging="216"/>
       </w:pPr>
       <w:r>
@@ -711,7 +711,7 @@
     <w:p>
       <w:pPr>
         <w:pStyle w:val="Endure-FrontMatterBodyText"/>
-        <w:spacing w:before="100" w:after="100"/>
+        <w:spacing w:before="100" w:after="100" w:line="240" w:lineRule="auto"/>
       </w:pPr>
       <w:r>
         <w:rPr>
@@ -724,7 +724,7 @@
       <w:pPr>
         <w:pStyle w:val="Endure-Subhead"/>
         <w:keepNext/>
-        <w:spacing w:before="240" w:after="60"/>
+        <w:spacing w:before="240" w:after="60" w:line="240" w:lineRule="auto"/>
         <w:outlineLvl w:val="1"/>
       </w:pPr>
       <w:r>
@@ -737,7 +737,7 @@
     <w:p>
       <w:pPr>
         <w:pStyle w:val="Endure-FrontMatterBodyText"/>
-        <w:spacing w:before="100" w:after="100"/>
+        <w:spacing w:before="100" w:after="100" w:line="240" w:lineRule="auto"/>
       </w:pPr>
       <w:r>
         <w:rPr>
@@ -749,7 +749,7 @@
     <w:p>
       <w:pPr>
         <w:pStyle w:val="Endure-FrontMatterBodyText"/>
-        <w:spacing w:before="100" w:after="100"/>
+        <w:spacing w:before="100" w:after="100" w:line="240" w:lineRule="auto"/>
       </w:pPr>
       <w:r>
         <w:rPr>
@@ -768,7 +768,7 @@
     <w:p>
       <w:pPr>
         <w:pStyle w:val="Endure-FrontMatterBodyText"/>
-        <w:spacing w:before="100" w:after="100"/>
+        <w:spacing w:before="100" w:after="100" w:line="240" w:lineRule="auto"/>
       </w:pPr>
       <w:r>
         <w:rPr>
@@ -787,7 +787,7 @@
     <w:p>
       <w:pPr>
         <w:pStyle w:val="Endure-FrontMatterBodyText"/>
-        <w:spacing w:before="100" w:after="100"/>
+        <w:spacing w:before="100" w:after="100" w:line="240" w:lineRule="auto"/>
       </w:pPr>
       <w:r>
         <w:rPr>
@@ -806,7 +806,7 @@
     <w:p>
       <w:pPr>
         <w:pStyle w:val="Endure-FrontMatterBodyText"/>
-        <w:spacing w:before="100" w:after="100"/>
+        <w:spacing w:before="100" w:after="100" w:line="240" w:lineRule="auto"/>
       </w:pPr>
       <w:r>
         <w:rPr>
@@ -818,7 +818,7 @@
     <w:p>
       <w:pPr>
         <w:pStyle w:val="Endure-ChapterBodyText"/>
-        <w:spacing w:before="40" w:after="40"/>
+        <w:spacing w:before="40" w:after="40" w:line="240" w:lineRule="auto"/>
         <w:ind w:left="360" w:hanging="216"/>
       </w:pPr>
       <w:r>
@@ -837,7 +837,7 @@
     <w:p>
       <w:pPr>
         <w:pStyle w:val="Endure-ChapterBodyText"/>
-        <w:spacing w:before="40" w:after="40"/>
+        <w:spacing w:before="40" w:after="40" w:line="240" w:lineRule="auto"/>
         <w:ind w:left="360" w:hanging="216"/>
       </w:pPr>
       <w:r>
@@ -856,7 +856,7 @@
     <w:p>
       <w:pPr>
         <w:pStyle w:val="Endure-ChapterBodyText"/>
-        <w:spacing w:before="40" w:after="40"/>
+        <w:spacing w:before="40" w:after="40" w:line="240" w:lineRule="auto"/>
         <w:ind w:left="360" w:hanging="216"/>
       </w:pPr>
       <w:r>
@@ -875,7 +875,7 @@
     <w:p>
       <w:pPr>
         <w:pStyle w:val="Endure-ChapterBodyText"/>
-        <w:spacing w:before="40" w:after="40"/>
+        <w:spacing w:before="40" w:after="40" w:line="240" w:lineRule="auto"/>
         <w:ind w:left="360" w:hanging="216"/>
       </w:pPr>
       <w:r>
@@ -894,7 +894,7 @@
     <w:p>
       <w:pPr>
         <w:pStyle w:val="Endure-ChapterBodyText"/>
-        <w:spacing w:before="40" w:after="40"/>
+        <w:spacing w:before="40" w:after="40" w:line="240" w:lineRule="auto"/>
         <w:ind w:left="360" w:hanging="216"/>
       </w:pPr>
       <w:r>
@@ -919,7 +919,7 @@
       <w:pPr>
         <w:pStyle w:val="Endure-Subhead"/>
         <w:keepNext/>
-        <w:spacing w:before="240" w:after="60"/>
+        <w:spacing w:before="240" w:after="60" w:line="240" w:lineRule="auto"/>
         <w:outlineLvl w:val="1"/>
       </w:pPr>
       <w:r>
@@ -932,7 +932,7 @@
     <w:p>
       <w:pPr>
         <w:pStyle w:val="Endure-FrontMatterBodyText"/>
-        <w:spacing w:before="100" w:after="100"/>
+        <w:spacing w:before="100" w:after="100" w:line="240" w:lineRule="auto"/>
       </w:pPr>
       <w:r>
         <w:rPr>
@@ -951,7 +951,7 @@
     <w:p>
       <w:pPr>
         <w:pStyle w:val="Endure-FrontMatterBodyText"/>
-        <w:spacing w:before="100" w:after="100"/>
+        <w:spacing w:before="100" w:after="100" w:line="240" w:lineRule="auto"/>
       </w:pPr>
       <w:r>
         <w:rPr>
@@ -970,7 +970,7 @@
     <w:p>
       <w:pPr>
         <w:pStyle w:val="Endure-FrontMatterBodyText"/>
-        <w:spacing w:before="100" w:after="100"/>
+        <w:spacing w:before="100" w:after="100" w:line="240" w:lineRule="auto"/>
       </w:pPr>
       <w:r>
         <w:rPr>
@@ -990,7 +990,7 @@
       <w:pPr>
         <w:pStyle w:val="Endure-Subhead"/>
         <w:keepNext/>
-        <w:spacing w:before="240" w:after="60"/>
+        <w:spacing w:before="240" w:after="60" w:line="240" w:lineRule="auto"/>
         <w:outlineLvl w:val="1"/>
       </w:pPr>
       <w:r>
@@ -1003,7 +1003,7 @@
     <w:p>
       <w:pPr>
         <w:pStyle w:val="Endure-FrontMatterBodyText"/>
-        <w:spacing w:before="100" w:after="100"/>
+        <w:spacing w:before="100" w:after="100" w:line="240" w:lineRule="auto"/>
       </w:pPr>
       <w:r>
         <w:rPr>
@@ -1016,7 +1016,7 @@
     <w:p>
       <w:pPr>
         <w:pStyle w:val="Endure-ChapterBodyText"/>
-        <w:spacing w:before="40" w:after="40"/>
+        <w:spacing w:before="40" w:after="40" w:line="240" w:lineRule="auto"/>
         <w:ind w:left="360" w:hanging="216"/>
       </w:pPr>
       <w:r>
@@ -1035,7 +1035,7 @@
     <w:p>
       <w:pPr>
         <w:pStyle w:val="Endure-ChapterBodyText"/>
-        <w:spacing w:before="40" w:after="40"/>
+        <w:spacing w:before="40" w:after="40" w:line="240" w:lineRule="auto"/>
         <w:ind w:left="360" w:hanging="216"/>
       </w:pPr>
       <w:r>
@@ -1054,7 +1054,7 @@
     <w:p>
       <w:pPr>
         <w:pStyle w:val="Endure-ChapterBodyText"/>
-        <w:spacing w:before="40" w:after="40"/>
+        <w:spacing w:before="40" w:after="40" w:line="240" w:lineRule="auto"/>
         <w:ind w:left="360" w:hanging="216"/>
       </w:pPr>
       <w:r>
@@ -1073,7 +1073,7 @@
     <w:p>
       <w:pPr>
         <w:pStyle w:val="Endure-ChapterBodyText"/>
-        <w:spacing w:before="40" w:after="40"/>
+        <w:spacing w:before="40" w:after="40" w:line="240" w:lineRule="auto"/>
         <w:ind w:left="360" w:hanging="216"/>
       </w:pPr>
       <w:r>
@@ -1097,7 +1097,7 @@
     <w:p>
       <w:pPr>
         <w:pStyle w:val="Endure-FrontMatterBodyText"/>
-        <w:spacing w:before="100" w:after="100"/>
+        <w:spacing w:before="100" w:after="100" w:line="240" w:lineRule="auto"/>
       </w:pPr>
       <w:r>
         <w:rPr>
@@ -1110,7 +1110,7 @@
     <w:p>
       <w:pPr>
         <w:pStyle w:val="Endure-ChapterBodyText"/>
-        <w:spacing w:before="40" w:after="40"/>
+        <w:spacing w:before="40" w:after="40" w:line="240" w:lineRule="auto"/>
         <w:ind w:left="360" w:hanging="216"/>
       </w:pPr>
       <w:r>
@@ -1129,7 +1129,7 @@
     <w:p>
       <w:pPr>
         <w:pStyle w:val="Endure-ChapterBodyText"/>
-        <w:spacing w:before="40" w:after="40"/>
+        <w:spacing w:before="40" w:after="40" w:line="240" w:lineRule="auto"/>
         <w:ind w:left="360" w:hanging="216"/>
       </w:pPr>
       <w:r>
@@ -1153,7 +1153,7 @@
     <w:p>
       <w:pPr>
         <w:pStyle w:val="Endure-FrontMatterBodyText"/>
-        <w:spacing w:before="100" w:after="100"/>
+        <w:spacing w:before="100" w:after="100" w:line="240" w:lineRule="auto"/>
       </w:pPr>
       <w:r>
         <w:rPr>
@@ -1166,7 +1166,7 @@
     <w:p>
       <w:pPr>
         <w:pStyle w:val="Endure-ChapterBodyText"/>
-        <w:spacing w:before="40" w:after="40"/>
+        <w:spacing w:before="40" w:after="40" w:line="240" w:lineRule="auto"/>
         <w:ind w:left="360" w:hanging="216"/>
       </w:pPr>
       <w:r>
@@ -1185,7 +1185,7 @@
     <w:p>
       <w:pPr>
         <w:pStyle w:val="Endure-ChapterBodyText"/>
-        <w:spacing w:before="40" w:after="40"/>
+        <w:spacing w:before="40" w:after="40" w:line="240" w:lineRule="auto"/>
         <w:ind w:left="360" w:hanging="216"/>
       </w:pPr>
       <w:r>
@@ -1204,7 +1204,7 @@
     <w:p>
       <w:pPr>
         <w:pStyle w:val="Endure-ChapterBodyText"/>
-        <w:spacing w:before="40" w:after="40"/>
+        <w:spacing w:before="40" w:after="40" w:line="240" w:lineRule="auto"/>
         <w:ind w:left="360" w:hanging="216"/>
       </w:pPr>
       <w:r>
@@ -1229,7 +1229,7 @@
       <w:pPr>
         <w:pStyle w:val="Endure-Subhead"/>
         <w:keepNext/>
-        <w:spacing w:before="240" w:after="60"/>
+        <w:spacing w:before="240" w:after="60" w:line="240" w:lineRule="auto"/>
         <w:outlineLvl w:val="1"/>
       </w:pPr>
       <w:r>
@@ -1242,7 +1242,7 @@
     <w:p>
       <w:pPr>
         <w:pStyle w:val="Endure-FrontMatterBodyText"/>
-        <w:spacing w:before="100" w:after="100"/>
+        <w:spacing w:before="100" w:after="100" w:line="240" w:lineRule="auto"/>
       </w:pPr>
       <w:r>
         <w:rPr>
@@ -1254,7 +1254,7 @@
     <w:p>
       <w:pPr>
         <w:pStyle w:val="Endure-FrontMatterBodyText"/>
-        <w:spacing w:before="100" w:after="100"/>
+        <w:spacing w:before="100" w:after="100" w:line="240" w:lineRule="auto"/>
       </w:pPr>
       <w:r>
         <w:rPr>
@@ -1381,7 +1381,7 @@
     <w:p>
       <w:pPr>
         <w:pStyle w:val="Endure-FrontMatterBodyText"/>
-        <w:spacing w:before="100" w:after="100"/>
+        <w:spacing w:before="100" w:after="100" w:line="240" w:lineRule="auto"/>
       </w:pPr>
       <w:r>
         <w:rPr>
@@ -1426,7 +1426,7 @@
     <w:p>
       <w:pPr>
         <w:pStyle w:val="Endure-FrontMatterBodyText"/>
-        <w:spacing w:before="100" w:after="100"/>
+        <w:spacing w:before="100" w:after="100" w:line="240" w:lineRule="auto"/>
       </w:pPr>
       <w:r>
         <w:rPr>
@@ -1647,7 +1647,7 @@
     <w:p>
       <w:pPr>
         <w:pStyle w:val="Endure-FrontMatterBodyText"/>
-        <w:spacing w:before="100" w:after="100"/>
+        <w:spacing w:before="100" w:after="100" w:line="240" w:lineRule="auto"/>
       </w:pPr>
       <w:r>
         <w:rPr>
@@ -1680,7 +1680,7 @@
       <w:pPr>
         <w:pStyle w:val="Endure-Subhead"/>
         <w:keepNext/>
-        <w:spacing w:before="240" w:after="60"/>
+        <w:spacing w:before="240" w:after="60" w:line="240" w:lineRule="auto"/>
         <w:outlineLvl w:val="1"/>
       </w:pPr>
       <w:r>
@@ -1693,7 +1693,7 @@
     <w:p>
       <w:pPr>
         <w:pStyle w:val="Endure-FrontMatterBodyText"/>
-        <w:spacing w:before="100" w:after="100"/>
+        <w:spacing w:before="100" w:after="100" w:line="240" w:lineRule="auto"/>
       </w:pPr>
       <w:r>
         <w:rPr>
@@ -1705,7 +1705,7 @@
     <w:p>
       <w:pPr>
         <w:pStyle w:val="Endure-ChapterBodyText"/>
-        <w:spacing w:before="40" w:after="40"/>
+        <w:spacing w:before="40" w:after="40" w:line="240" w:lineRule="auto"/>
         <w:ind w:left="360" w:hanging="216"/>
       </w:pPr>
       <w:r>
@@ -1738,7 +1738,7 @@
     <w:p>
       <w:pPr>
         <w:pStyle w:val="Endure-ChapterBodyText"/>
-        <w:spacing w:before="40" w:after="40"/>
+        <w:spacing w:before="40" w:after="40" w:line="240" w:lineRule="auto"/>
         <w:ind w:left="360" w:hanging="216"/>
       </w:pPr>
       <w:r>
@@ -1769,7 +1769,7 @@
     <w:p>
       <w:pPr>
         <w:pStyle w:val="Endure-FrontMatterBodyText"/>
-        <w:spacing w:before="100" w:after="100"/>
+        <w:spacing w:before="100" w:after="100" w:line="240" w:lineRule="auto"/>
       </w:pPr>
       <w:r>
         <w:rPr>
@@ -1821,7 +1821,7 @@
       <w:pPr>
         <w:pStyle w:val="Endure-Subhead"/>
         <w:keepNext/>
-        <w:spacing w:before="240" w:after="60"/>
+        <w:spacing w:before="240" w:after="60" w:line="240" w:lineRule="auto"/>
         <w:outlineLvl w:val="1"/>
       </w:pPr>
       <w:r>
@@ -1834,7 +1834,7 @@
     <w:p>
       <w:pPr>
         <w:pStyle w:val="Endure-ChapterBodyText"/>
-        <w:spacing w:before="40" w:after="40"/>
+        <w:spacing w:before="40" w:after="40" w:line="240" w:lineRule="auto"/>
         <w:ind w:left="360" w:hanging="216"/>
       </w:pPr>
       <w:r>
@@ -1867,7 +1867,7 @@
     <w:p>
       <w:pPr>
         <w:pStyle w:val="Endure-ChapterBodyText"/>
-        <w:spacing w:before="40" w:after="40"/>
+        <w:spacing w:before="40" w:after="40" w:line="240" w:lineRule="auto"/>
         <w:ind w:left="360" w:hanging="216"/>
       </w:pPr>
       <w:r>
@@ -1900,7 +1900,7 @@
     <w:p>
       <w:pPr>
         <w:pStyle w:val="Endure-ChapterBodyText"/>
-        <w:spacing w:before="40" w:after="40"/>
+        <w:spacing w:before="40" w:after="40" w:line="240" w:lineRule="auto"/>
         <w:ind w:left="360" w:hanging="216"/>
       </w:pPr>
       <w:r>
@@ -1933,7 +1933,7 @@
     <w:p>
       <w:pPr>
         <w:pStyle w:val="Endure-ChapterBodyText"/>
-        <w:spacing w:before="40" w:after="40"/>
+        <w:spacing w:before="40" w:after="40" w:line="240" w:lineRule="auto"/>
         <w:ind w:left="360" w:hanging="216"/>
       </w:pPr>
       <w:r>
@@ -1966,7 +1966,7 @@
     <w:p>
       <w:pPr>
         <w:pStyle w:val="Endure-ChapterBodyText"/>
-        <w:spacing w:before="40" w:after="40"/>
+        <w:spacing w:before="40" w:after="40" w:line="240" w:lineRule="auto"/>
         <w:ind w:left="360" w:hanging="216"/>
       </w:pPr>
       <w:r>
@@ -2055,6 +2055,11 @@
     </w:p>
     <w:sectPr>
       <w:footerReference w:type="first" r:id="rId43"/>
+      <w:headerReference w:type="default" r:id="rId46"/>
+      <w:footerReference w:type="default" r:id="rId47"/>
+      <w:headerReference w:type="even" r:id="rId48"/>
+      <w:footerReference w:type="even" r:id="rId49"/>
+      <w:headerReference w:type="first" r:id="rId50"/>
       <w:type w:val="nextColumn"/>
       <w:pgSz w:w="10080" w:h="14400"/>
       <w:pgMar w:top="794" w:right="851" w:bottom="794" w:left="1077" w:header="454" w:footer="454" w:gutter="0"/>
@@ -3299,6 +3304,26 @@
 </w:ftr>
 </file>
 
+<file path=word/footer34.xml><?xml version="1.0" encoding="utf-8"?>
+<w:ftr xmlns:m="http://schemas.openxmlformats.org/officeDocument/2006/math" xmlns:mc="http://schemas.openxmlformats.org/markup-compatibility/2006" xmlns:mo="http://schemas.microsoft.com/office/mac/office/2008/main" xmlns:mv="urn:schemas-microsoft-com:mac:vml" xmlns:o="urn:schemas-microsoft-com:office:office" xmlns:r="http://schemas.openxmlformats.org/officeDocument/2006/relationships" xmlns:v="urn:schemas-microsoft-com:vml" xmlns:w10="urn:schemas-microsoft-com:office:word" xmlns:w14="http://schemas.microsoft.com/office/word/2010/wordml" xmlns:w="http://schemas.openxmlformats.org/wordprocessingml/2006/main" xmlns:wne="http://schemas.microsoft.com/office/word/2006/wordml" xmlns:wp14="http://schemas.microsoft.com/office/word/2010/wordprocessingDrawing" xmlns:wp="http://schemas.openxmlformats.org/drawingml/2006/wordprocessingDrawing" xmlns:wpc="http://schemas.microsoft.com/office/word/2010/wordprocessingCanvas" xmlns:wpg="http://schemas.microsoft.com/office/word/2010/wordprocessingGroup" xmlns:wpi="http://schemas.microsoft.com/office/word/2010/wordprocessingInk" xmlns:wps="http://schemas.microsoft.com/office/word/2010/wordprocessingShape" mc:Ignorable="w14 wp14">
+  <w:p>
+    <w:pPr>
+      <w:pStyle w:val="Footer"/>
+    </w:pPr>
+  </w:p>
+</w:ftr>
+</file>
+
+<file path=word/footer35.xml><?xml version="1.0" encoding="utf-8"?>
+<w:ftr xmlns:m="http://schemas.openxmlformats.org/officeDocument/2006/math" xmlns:mc="http://schemas.openxmlformats.org/markup-compatibility/2006" xmlns:mo="http://schemas.microsoft.com/office/mac/office/2008/main" xmlns:mv="urn:schemas-microsoft-com:mac:vml" xmlns:o="urn:schemas-microsoft-com:office:office" xmlns:r="http://schemas.openxmlformats.org/officeDocument/2006/relationships" xmlns:v="urn:schemas-microsoft-com:vml" xmlns:w10="urn:schemas-microsoft-com:office:word" xmlns:w14="http://schemas.microsoft.com/office/word/2010/wordml" xmlns:w="http://schemas.openxmlformats.org/wordprocessingml/2006/main" xmlns:wne="http://schemas.microsoft.com/office/word/2006/wordml" xmlns:wp14="http://schemas.microsoft.com/office/word/2010/wordprocessingDrawing" xmlns:wp="http://schemas.openxmlformats.org/drawingml/2006/wordprocessingDrawing" xmlns:wpc="http://schemas.microsoft.com/office/word/2010/wordprocessingCanvas" xmlns:wpg="http://schemas.microsoft.com/office/word/2010/wordprocessingGroup" xmlns:wpi="http://schemas.microsoft.com/office/word/2010/wordprocessingInk" xmlns:wps="http://schemas.microsoft.com/office/word/2010/wordprocessingShape" mc:Ignorable="w14 wp14">
+  <w:p>
+    <w:pPr>
+      <w:pStyle w:val="Footer"/>
+    </w:pPr>
+  </w:p>
+</w:ftr>
+</file>
+
 <file path=word/footer4.xml><?xml version="1.0" encoding="utf-8"?>
 <w:ftr xmlns:wpc="http://schemas.microsoft.com/office/word/2010/wordprocessingCanvas" xmlns:cx="http://schemas.microsoft.com/office/drawing/2014/chartex" xmlns:cx1="http://schemas.microsoft.com/office/drawing/2015/9/8/chartex" xmlns:cx2="http://schemas.microsoft.com/office/drawing/2015/10/21/chartex" xmlns:cx3="http://schemas.microsoft.com/office/drawing/2016/5/9/chartex" xmlns:cx4="http://schemas.microsoft.com/office/drawing/2016/5/10/chartex" xmlns:cx5="http://schemas.microsoft.com/office/drawing/2016/5/11/chartex" xmlns:cx6="http://schemas.microsoft.com/office/drawing/2016/5/12/chartex" xmlns:cx7="http://schemas.microsoft.com/office/drawing/2016/5/13/chartex" xmlns:cx8="http://schemas.microsoft.com/office/drawing/2016/5/14/chartex" xmlns:mc="http://schemas.openxmlformats.org/markup-compatibility/2006" xmlns:aink="http://schemas.microsoft.com/office/drawing/2016/ink" xmlns:am3d="http://schemas.microsoft.com/office/drawing/2017/model3d" xmlns:o="urn:schemas-microsoft-com:office:office" xmlns:oel="http://schemas.microsoft.com/office/2019/extlst" xmlns:r="http://schemas.openxmlformats.org/officeDocument/2006/relationships" xmlns:m="http://schemas.openxmlformats.org/officeDocument/2006/math" xmlns:v="urn:schemas-microsoft-com:vml" xmlns:wp14="http://schemas.microsoft.com/office/word/2010/wordprocessingDrawing" xmlns:wp="http://schemas.openxmlformats.org/drawingml/2006/wordprocessingDrawing" xmlns:w10="urn:schemas-microsoft-com:office:word" xmlns:w="http://schemas.openxmlformats.org/wordprocessingml/2006/main" xmlns:w14="http://schemas.microsoft.com/office/word/2010/wordml" xmlns:w15="http://schemas.microsoft.com/office/word/2012/wordml" xmlns:w16cex="http://schemas.microsoft.com/office/word/2018/wordml/cex" xmlns:w16cid="http://schemas.microsoft.com/office/word/2016/wordml/cid" xmlns:w16="http://schemas.microsoft.com/office/word/2018/wordml" xmlns:w16du="http://schemas.microsoft.com/office/word/2023/wordml/word16du" xmlns:w16sdtdh="http://schemas.microsoft.com/office/word/2020/wordml/sdtdatahash" xmlns:w16sdtfl="http://schemas.microsoft.com/office/word/2024/wordml/sdtformatlock" xmlns:w16se="http://schemas.microsoft.com/office/word/2015/wordml/symex" xmlns:wpg="http://schemas.microsoft.com/office/word/2010/wordprocessingGroup" xmlns:wpi="http://schemas.microsoft.com/office/word/2010/wordprocessingInk" xmlns:wne="http://schemas.microsoft.com/office/word/2006/wordml" xmlns:wps="http://schemas.microsoft.com/office/word/2010/wordprocessingShape" mc:Ignorable="w14 w15 w16se w16cid w16 w16cex w16sdtdh w16sdtfl w16du wp14">
   <w:p>
@@ -3556,6 +3581,36 @@
     <w:r>
       <w:t>TÍTULO DEL LIBRO</w:t>
     </w:r>
+  </w:p>
+</w:hdr>
+</file>
+
+<file path=word/header3.xml><?xml version="1.0" encoding="utf-8"?>
+<w:hdr xmlns:m="http://schemas.openxmlformats.org/officeDocument/2006/math" xmlns:mc="http://schemas.openxmlformats.org/markup-compatibility/2006" xmlns:mo="http://schemas.microsoft.com/office/mac/office/2008/main" xmlns:mv="urn:schemas-microsoft-com:mac:vml" xmlns:o="urn:schemas-microsoft-com:office:office" xmlns:r="http://schemas.openxmlformats.org/officeDocument/2006/relationships" xmlns:v="urn:schemas-microsoft-com:vml" xmlns:w10="urn:schemas-microsoft-com:office:word" xmlns:w14="http://schemas.microsoft.com/office/word/2010/wordml" xmlns:w="http://schemas.openxmlformats.org/wordprocessingml/2006/main" xmlns:wne="http://schemas.microsoft.com/office/word/2006/wordml" xmlns:wp14="http://schemas.microsoft.com/office/word/2010/wordprocessingDrawing" xmlns:wp="http://schemas.openxmlformats.org/drawingml/2006/wordprocessingDrawing" xmlns:wpc="http://schemas.microsoft.com/office/word/2010/wordprocessingCanvas" xmlns:wpg="http://schemas.microsoft.com/office/word/2010/wordprocessingGroup" xmlns:wpi="http://schemas.microsoft.com/office/word/2010/wordprocessingInk" xmlns:wps="http://schemas.microsoft.com/office/word/2010/wordprocessingShape" mc:Ignorable="w14 wp14">
+  <w:p>
+    <w:pPr>
+      <w:pStyle w:val="Header"/>
+    </w:pPr>
+  </w:p>
+</w:hdr>
+</file>
+
+<file path=word/header4.xml><?xml version="1.0" encoding="utf-8"?>
+<w:hdr xmlns:m="http://schemas.openxmlformats.org/officeDocument/2006/math" xmlns:mc="http://schemas.openxmlformats.org/markup-compatibility/2006" xmlns:mo="http://schemas.microsoft.com/office/mac/office/2008/main" xmlns:mv="urn:schemas-microsoft-com:mac:vml" xmlns:o="urn:schemas-microsoft-com:office:office" xmlns:r="http://schemas.openxmlformats.org/officeDocument/2006/relationships" xmlns:v="urn:schemas-microsoft-com:vml" xmlns:w10="urn:schemas-microsoft-com:office:word" xmlns:w14="http://schemas.microsoft.com/office/word/2010/wordml" xmlns:w="http://schemas.openxmlformats.org/wordprocessingml/2006/main" xmlns:wne="http://schemas.microsoft.com/office/word/2006/wordml" xmlns:wp14="http://schemas.microsoft.com/office/word/2010/wordprocessingDrawing" xmlns:wp="http://schemas.openxmlformats.org/drawingml/2006/wordprocessingDrawing" xmlns:wpc="http://schemas.microsoft.com/office/word/2010/wordprocessingCanvas" xmlns:wpg="http://schemas.microsoft.com/office/word/2010/wordprocessingGroup" xmlns:wpi="http://schemas.microsoft.com/office/word/2010/wordprocessingInk" xmlns:wps="http://schemas.microsoft.com/office/word/2010/wordprocessingShape" mc:Ignorable="w14 wp14">
+  <w:p>
+    <w:pPr>
+      <w:pStyle w:val="Header"/>
+    </w:pPr>
+  </w:p>
+</w:hdr>
+</file>
+
+<file path=word/header5.xml><?xml version="1.0" encoding="utf-8"?>
+<w:hdr xmlns:m="http://schemas.openxmlformats.org/officeDocument/2006/math" xmlns:mc="http://schemas.openxmlformats.org/markup-compatibility/2006" xmlns:mo="http://schemas.microsoft.com/office/mac/office/2008/main" xmlns:mv="urn:schemas-microsoft-com:mac:vml" xmlns:o="urn:schemas-microsoft-com:office:office" xmlns:r="http://schemas.openxmlformats.org/officeDocument/2006/relationships" xmlns:v="urn:schemas-microsoft-com:vml" xmlns:w10="urn:schemas-microsoft-com:office:word" xmlns:w14="http://schemas.microsoft.com/office/word/2010/wordml" xmlns:w="http://schemas.openxmlformats.org/wordprocessingml/2006/main" xmlns:wne="http://schemas.microsoft.com/office/word/2006/wordml" xmlns:wp14="http://schemas.microsoft.com/office/word/2010/wordprocessingDrawing" xmlns:wp="http://schemas.openxmlformats.org/drawingml/2006/wordprocessingDrawing" xmlns:wpc="http://schemas.microsoft.com/office/word/2010/wordprocessingCanvas" xmlns:wpg="http://schemas.microsoft.com/office/word/2010/wordprocessingGroup" xmlns:wpi="http://schemas.microsoft.com/office/word/2010/wordprocessingInk" xmlns:wps="http://schemas.microsoft.com/office/word/2010/wordprocessingShape" mc:Ignorable="w14 wp14">
+  <w:p>
+    <w:pPr>
+      <w:pStyle w:val="Header"/>
+    </w:pPr>
   </w:p>
 </w:hdr>
 </file>
